--- a/WebContent/docx/MET基因扩增报告.docx
+++ b/WebContent/docx/MET基因扩增报告.docx
@@ -2029,14 +2029,14 @@
           </w14:shadow>
         </w:rPr>
       </w:pPr>
-      <w:bookmarkStart w:id="0" w:name="_Toc30143_WPSOffice_Level1"/>
-      <w:bookmarkStart w:id="1" w:name="_Toc21669"/>
-      <w:bookmarkStart w:id="2" w:name="_Toc27500"/>
-      <w:bookmarkStart w:id="3" w:name="_Toc24178_WPSOffice_Level1"/>
+      <w:bookmarkStart w:id="0" w:name="_Toc24178_WPSOffice_Level1"/>
+      <w:bookmarkStart w:id="1" w:name="_Toc32054"/>
+      <w:bookmarkStart w:id="2" w:name="_Toc21669"/>
+      <w:bookmarkStart w:id="3" w:name="_Toc24397"/>
       <w:bookmarkStart w:id="4" w:name="_Toc21009_WPSOffice_Level1"/>
-      <w:bookmarkStart w:id="5" w:name="_Toc13806"/>
-      <w:bookmarkStart w:id="6" w:name="_Toc32054"/>
-      <w:bookmarkStart w:id="7" w:name="_Toc24397"/>
+      <w:bookmarkStart w:id="5" w:name="_Toc30143_WPSOffice_Level1"/>
+      <w:bookmarkStart w:id="6" w:name="_Toc13806"/>
+      <w:bookmarkStart w:id="7" w:name="_Toc27500"/>
     </w:p>
     <w:p>
       <w:pPr>
@@ -2142,6 +2142,12 @@
             <w:insideH w:val="single" w:color="A4A4A4" w:sz="4" w:space="0"/>
             <w:insideV w:val="single" w:color="A4A4A4" w:sz="4" w:space="0"/>
           </w:tblBorders>
+          <w:tblCellMar>
+            <w:top w:w="0" w:type="dxa"/>
+            <w:left w:w="108" w:type="dxa"/>
+            <w:bottom w:w="0" w:type="dxa"/>
+            <w:right w:w="108" w:type="dxa"/>
+          </w:tblCellMar>
         </w:tblPrEx>
         <w:trPr>
           <w:trHeight w:val="397" w:hRule="atLeast"/>
@@ -4583,19 +4589,7 @@
                 <w:sz w:val="21"/>
                 <w:szCs w:val="21"/>
               </w:rPr>
-              <w:t>C-MET/Ce</w:t>
-            </w:r>
-            <w:bookmarkStart w:id="13" w:name="_GoBack"/>
-            <w:bookmarkEnd w:id="13"/>
-            <w:r>
-              <w:rPr>
-                <w:rFonts w:hint="eastAsia" w:ascii="Times New Roman" w:hAnsi="Times New Roman" w:eastAsia="微软雅黑" w:cs="Times New Roman"/>
-                <w:b w:val="0"/>
-                <w:bCs/>
-                <w:sz w:val="21"/>
-                <w:szCs w:val="21"/>
-              </w:rPr>
-              <w:t>ll ={{</w:t>
+              <w:t>C-MET/Cell ={{</w:t>
             </w:r>
             <w:r>
               <w:rPr>
@@ -5323,9 +5317,20 @@
                 <w:color w:val="000000"/>
                 <w:sz w:val="16"/>
                 <w:szCs w:val="16"/>
+                <w:lang w:val="en-US" w:eastAsia="zh-CN" w:bidi="ar"/>
+              </w:rPr>
+              <w:t>复核人</w:t>
+            </w:r>
+            <w:r>
+              <w:rPr>
+                <w:rFonts w:hint="eastAsia" w:ascii="微软雅黑" w:hAnsi="微软雅黑" w:eastAsia="微软雅黑" w:cs="Arial"/>
+                <w:b/>
+                <w:color w:val="000000"/>
+                <w:sz w:val="16"/>
+                <w:szCs w:val="16"/>
                 <w:lang w:bidi="ar"/>
               </w:rPr>
-              <w:t>审核医生：</w:t>
+              <w:t>：</w:t>
             </w:r>
           </w:p>
         </w:tc>
@@ -5346,18 +5351,101 @@
               <w:rPr>
                 <w:b/>
                 <w:sz w:val="16"/>
+                <w:szCs w:val="16"/>
               </w:rPr>
             </w:pPr>
             <w:r>
               <w:rPr>
-                <w:rFonts w:hint="eastAsia" w:ascii="Times New Roman" w:hAnsi="Times New Roman" w:eastAsia="微软雅黑" w:cs="Times New Roman"/>
+                <w:rFonts w:hint="eastAsia" w:eastAsia="微软雅黑"/>
                 <w:b/>
-                <w:color w:val="000000"/>
+                <w:bCs/>
                 <w:sz w:val="16"/>
-                <w:szCs w:val="18"/>
-                <w:lang w:val="en-US" w:eastAsia="zh-CN" w:bidi="ar"/>
-              </w:rPr>
-              <w:t>{{ met.auditor }}</w:t>
+                <w:szCs w:val="16"/>
+                <w:lang w:eastAsia="zh-CN"/>
+              </w:rPr>
+              <w:drawing>
+                <wp:anchor distT="0" distB="0" distL="114300" distR="114300" simplePos="0" relativeHeight="251663360" behindDoc="0" locked="0" layoutInCell="1" allowOverlap="1">
+                  <wp:simplePos x="0" y="0"/>
+                  <wp:positionH relativeFrom="column">
+                    <wp:posOffset>778510</wp:posOffset>
+                  </wp:positionH>
+                  <wp:positionV relativeFrom="paragraph">
+                    <wp:posOffset>-80645</wp:posOffset>
+                  </wp:positionV>
+                  <wp:extent cx="495935" cy="280670"/>
+                  <wp:effectExtent l="0" t="0" r="0" b="9525"/>
+                  <wp:wrapNone/>
+                  <wp:docPr id="8" name="图片 8" descr="王建丽"/>
+                  <wp:cNvGraphicFramePr>
+                    <a:graphicFrameLocks xmlns:a="http://schemas.openxmlformats.org/drawingml/2006/main" noChangeAspect="1"/>
+                  </wp:cNvGraphicFramePr>
+                  <a:graphic xmlns:a="http://schemas.openxmlformats.org/drawingml/2006/main">
+                    <a:graphicData uri="http://schemas.openxmlformats.org/drawingml/2006/picture">
+                      <pic:pic xmlns:pic="http://schemas.openxmlformats.org/drawingml/2006/picture">
+                        <pic:nvPicPr>
+                          <pic:cNvPr id="8" name="图片 8" descr="王建丽"/>
+                          <pic:cNvPicPr>
+                            <a:picLocks noChangeAspect="1"/>
+                          </pic:cNvPicPr>
+                        </pic:nvPicPr>
+                        <pic:blipFill>
+                          <a:blip r:embed="rId8">
+                            <a:clrChange>
+                              <a:clrFrom>
+                                <a:srgbClr val="FFFFFF">
+                                  <a:alpha val="100000"/>
+                                </a:srgbClr>
+                              </a:clrFrom>
+                              <a:clrTo>
+                                <a:srgbClr val="FFFFFF">
+                                  <a:alpha val="100000"/>
+                                  <a:alpha val="0"/>
+                                </a:srgbClr>
+                              </a:clrTo>
+                            </a:clrChange>
+                          </a:blip>
+                          <a:stretch>
+                            <a:fillRect/>
+                          </a:stretch>
+                        </pic:blipFill>
+                        <pic:spPr>
+                          <a:xfrm>
+                            <a:off x="0" y="0"/>
+                            <a:ext cx="495935" cy="280670"/>
+                          </a:xfrm>
+                          <a:prstGeom prst="rect">
+                            <a:avLst/>
+                          </a:prstGeom>
+                        </pic:spPr>
+                      </pic:pic>
+                    </a:graphicData>
+                  </a:graphic>
+                </wp:anchor>
+              </w:drawing>
+            </w:r>
+            <w:r>
+              <w:rPr>
+                <w:rFonts w:hint="eastAsia" w:eastAsia="微软雅黑"/>
+                <w:b/>
+                <w:bCs/>
+                <w:sz w:val="16"/>
+                <w:szCs w:val="16"/>
+                <w:lang w:eastAsia="zh-CN"/>
+              </w:rPr>
+              <w:t>临检所复</w:t>
+            </w:r>
+            <w:bookmarkStart w:id="13" w:name="_GoBack"/>
+            <w:bookmarkEnd w:id="13"/>
+            <w:r>
+              <w:rPr>
+                <w:rFonts w:hint="eastAsia" w:eastAsia="微软雅黑"/>
+                <w:b/>
+                <w:bCs/>
+                <w:sz w:val="16"/>
+                <w:szCs w:val="16"/>
+                <w:lang w:eastAsia="zh-CN"/>
+              </w:rPr>
+              <w:t>核人，</w:t>
             </w:r>
           </w:p>
         </w:tc>

--- a/WebContent/docx/MET基因扩增报告.docx
+++ b/WebContent/docx/MET基因扩增报告.docx
@@ -2031,12 +2031,12 @@
       </w:pPr>
       <w:bookmarkStart w:id="0" w:name="_Toc24178_WPSOffice_Level1"/>
       <w:bookmarkStart w:id="1" w:name="_Toc32054"/>
-      <w:bookmarkStart w:id="2" w:name="_Toc21669"/>
-      <w:bookmarkStart w:id="3" w:name="_Toc24397"/>
-      <w:bookmarkStart w:id="4" w:name="_Toc21009_WPSOffice_Level1"/>
-      <w:bookmarkStart w:id="5" w:name="_Toc30143_WPSOffice_Level1"/>
-      <w:bookmarkStart w:id="6" w:name="_Toc13806"/>
-      <w:bookmarkStart w:id="7" w:name="_Toc27500"/>
+      <w:bookmarkStart w:id="2" w:name="_Toc24397"/>
+      <w:bookmarkStart w:id="3" w:name="_Toc27500"/>
+      <w:bookmarkStart w:id="4" w:name="_Toc21669"/>
+      <w:bookmarkStart w:id="5" w:name="_Toc13806"/>
+      <w:bookmarkStart w:id="6" w:name="_Toc21009_WPSOffice_Level1"/>
+      <w:bookmarkStart w:id="7" w:name="_Toc30143_WPSOffice_Level1"/>
     </w:p>
     <w:p>
       <w:pPr>
@@ -5354,6 +5354,7 @@
                 <w:szCs w:val="16"/>
               </w:rPr>
             </w:pPr>
+            <w:bookmarkStart w:id="13" w:name="_GoBack"/>
             <w:r>
               <w:rPr>
                 <w:rFonts w:hint="eastAsia" w:eastAsia="微软雅黑"/>
@@ -5367,10 +5368,10 @@
                 <wp:anchor distT="0" distB="0" distL="114300" distR="114300" simplePos="0" relativeHeight="251663360" behindDoc="0" locked="0" layoutInCell="1" allowOverlap="1">
                   <wp:simplePos x="0" y="0"/>
                   <wp:positionH relativeFrom="column">
-                    <wp:posOffset>778510</wp:posOffset>
+                    <wp:posOffset>-44450</wp:posOffset>
                   </wp:positionH>
                   <wp:positionV relativeFrom="paragraph">
-                    <wp:posOffset>-80645</wp:posOffset>
+                    <wp:posOffset>-73025</wp:posOffset>
                   </wp:positionV>
                   <wp:extent cx="495935" cy="280670"/>
                   <wp:effectExtent l="0" t="0" r="0" b="9525"/>
@@ -5423,30 +5424,7 @@
                 </wp:anchor>
               </w:drawing>
             </w:r>
-            <w:r>
-              <w:rPr>
-                <w:rFonts w:hint="eastAsia" w:eastAsia="微软雅黑"/>
-                <w:b/>
-                <w:bCs/>
-                <w:sz w:val="16"/>
-                <w:szCs w:val="16"/>
-                <w:lang w:eastAsia="zh-CN"/>
-              </w:rPr>
-              <w:t>临检所复</w:t>
-            </w:r>
-            <w:bookmarkStart w:id="13" w:name="_GoBack"/>
             <w:bookmarkEnd w:id="13"/>
-            <w:r>
-              <w:rPr>
-                <w:rFonts w:hint="eastAsia" w:eastAsia="微软雅黑"/>
-                <w:b/>
-                <w:bCs/>
-                <w:sz w:val="16"/>
-                <w:szCs w:val="16"/>
-                <w:lang w:eastAsia="zh-CN"/>
-              </w:rPr>
-              <w:t>核人，</w:t>
-            </w:r>
           </w:p>
         </w:tc>
         <w:tc>

--- a/WebContent/docx/MET基因扩增报告.docx
+++ b/WebContent/docx/MET基因扩增报告.docx
@@ -2029,14 +2029,14 @@
           </w14:shadow>
         </w:rPr>
       </w:pPr>
-      <w:bookmarkStart w:id="0" w:name="_Toc24178_WPSOffice_Level1"/>
-      <w:bookmarkStart w:id="1" w:name="_Toc32054"/>
-      <w:bookmarkStart w:id="2" w:name="_Toc24397"/>
-      <w:bookmarkStart w:id="3" w:name="_Toc27500"/>
-      <w:bookmarkStart w:id="4" w:name="_Toc21669"/>
-      <w:bookmarkStart w:id="5" w:name="_Toc13806"/>
-      <w:bookmarkStart w:id="6" w:name="_Toc21009_WPSOffice_Level1"/>
-      <w:bookmarkStart w:id="7" w:name="_Toc30143_WPSOffice_Level1"/>
+      <w:bookmarkStart w:id="0" w:name="_Toc30143_WPSOffice_Level1"/>
+      <w:bookmarkStart w:id="1" w:name="_Toc13806"/>
+      <w:bookmarkStart w:id="2" w:name="_Toc21009_WPSOffice_Level1"/>
+      <w:bookmarkStart w:id="3" w:name="_Toc24397"/>
+      <w:bookmarkStart w:id="4" w:name="_Toc32054"/>
+      <w:bookmarkStart w:id="5" w:name="_Toc24178_WPSOffice_Level1"/>
+      <w:bookmarkStart w:id="6" w:name="_Toc27500"/>
+      <w:bookmarkStart w:id="7" w:name="_Toc21669"/>
     </w:p>
     <w:p>
       <w:pPr>
@@ -3834,12 +3834,6 @@
             <w:insideH w:val="none" w:color="auto" w:sz="0" w:space="0"/>
             <w:insideV w:val="none" w:color="auto" w:sz="0" w:space="0"/>
           </w:tblBorders>
-          <w:tblCellMar>
-            <w:top w:w="0" w:type="dxa"/>
-            <w:left w:w="108" w:type="dxa"/>
-            <w:bottom w:w="0" w:type="dxa"/>
-            <w:right w:w="108" w:type="dxa"/>
-          </w:tblCellMar>
         </w:tblPrEx>
         <w:trPr>
           <w:trHeight w:val="542" w:hRule="atLeast"/>
@@ -5241,50 +5235,8 @@
                 <w:szCs w:val="16"/>
               </w:rPr>
             </w:pPr>
-            <w:r>
-              <w:rPr>
-                <w:rFonts w:hint="eastAsia" w:ascii="微软雅黑" w:hAnsi="微软雅黑" w:eastAsia="微软雅黑" w:cs="Times New Roman"/>
-                <w:b/>
-                <w:color w:val="000000"/>
-                <w:sz w:val="16"/>
-                <w:szCs w:val="16"/>
-                <w:lang w:bidi="ar"/>
-              </w:rPr>
-              <w:t>检测人：</w:t>
-            </w:r>
-            <w:r>
-              <w:rPr>
-                <w:rFonts w:hint="eastAsia" w:ascii="Times New Roman" w:hAnsi="Times New Roman" w:eastAsia="微软雅黑" w:cs="Times New Roman"/>
-                <w:b/>
-                <w:color w:val="000000"/>
-                <w:sz w:val="16"/>
-                <w:szCs w:val="18"/>
-                <w:lang w:bidi="ar"/>
-              </w:rPr>
-              <w:t xml:space="preserve">{{ </w:t>
-            </w:r>
-            <w:r>
-              <w:rPr>
-                <w:rFonts w:hint="eastAsia" w:ascii="Times New Roman" w:hAnsi="Times New Roman" w:eastAsia="微软雅黑" w:cs="Times New Roman"/>
-                <w:b/>
-                <w:color w:val="000000"/>
-                <w:sz w:val="16"/>
-                <w:szCs w:val="18"/>
-                <w:lang w:val="en-US" w:eastAsia="zh-CN" w:bidi="ar"/>
-              </w:rPr>
-              <w:t>met.</w:t>
-            </w:r>
-            <w:r>
-              <w:rPr>
-                <w:rFonts w:hint="eastAsia" w:ascii="Times New Roman" w:hAnsi="Times New Roman" w:eastAsia="微软雅黑" w:cs="Times New Roman"/>
-                <w:b/>
-                <w:color w:val="000000"/>
-                <w:sz w:val="16"/>
-                <w:szCs w:val="18"/>
-                <w:lang w:bidi="ar"/>
-              </w:rPr>
-              <w:t>examiner }}</w:t>
-            </w:r>
+            <w:bookmarkStart w:id="13" w:name="_GoBack"/>
+            <w:bookmarkEnd w:id="13"/>
           </w:p>
         </w:tc>
         <w:tc>
@@ -5310,28 +5262,6 @@
                 <w:szCs w:val="16"/>
               </w:rPr>
             </w:pPr>
-            <w:r>
-              <w:rPr>
-                <w:rFonts w:hint="eastAsia" w:ascii="微软雅黑" w:hAnsi="微软雅黑" w:eastAsia="微软雅黑" w:cs="Arial"/>
-                <w:b/>
-                <w:color w:val="000000"/>
-                <w:sz w:val="16"/>
-                <w:szCs w:val="16"/>
-                <w:lang w:val="en-US" w:eastAsia="zh-CN" w:bidi="ar"/>
-              </w:rPr>
-              <w:t>复核人</w:t>
-            </w:r>
-            <w:r>
-              <w:rPr>
-                <w:rFonts w:hint="eastAsia" w:ascii="微软雅黑" w:hAnsi="微软雅黑" w:eastAsia="微软雅黑" w:cs="Arial"/>
-                <w:b/>
-                <w:color w:val="000000"/>
-                <w:sz w:val="16"/>
-                <w:szCs w:val="16"/>
-                <w:lang w:bidi="ar"/>
-              </w:rPr>
-              <w:t>：</w:t>
-            </w:r>
           </w:p>
         </w:tc>
         <w:tc>
@@ -5354,77 +5284,6 @@
                 <w:szCs w:val="16"/>
               </w:rPr>
             </w:pPr>
-            <w:bookmarkStart w:id="13" w:name="_GoBack"/>
-            <w:r>
-              <w:rPr>
-                <w:rFonts w:hint="eastAsia" w:eastAsia="微软雅黑"/>
-                <w:b/>
-                <w:bCs/>
-                <w:sz w:val="16"/>
-                <w:szCs w:val="16"/>
-                <w:lang w:eastAsia="zh-CN"/>
-              </w:rPr>
-              <w:drawing>
-                <wp:anchor distT="0" distB="0" distL="114300" distR="114300" simplePos="0" relativeHeight="251663360" behindDoc="0" locked="0" layoutInCell="1" allowOverlap="1">
-                  <wp:simplePos x="0" y="0"/>
-                  <wp:positionH relativeFrom="column">
-                    <wp:posOffset>-44450</wp:posOffset>
-                  </wp:positionH>
-                  <wp:positionV relativeFrom="paragraph">
-                    <wp:posOffset>-73025</wp:posOffset>
-                  </wp:positionV>
-                  <wp:extent cx="495935" cy="280670"/>
-                  <wp:effectExtent l="0" t="0" r="0" b="9525"/>
-                  <wp:wrapNone/>
-                  <wp:docPr id="8" name="图片 8" descr="王建丽"/>
-                  <wp:cNvGraphicFramePr>
-                    <a:graphicFrameLocks xmlns:a="http://schemas.openxmlformats.org/drawingml/2006/main" noChangeAspect="1"/>
-                  </wp:cNvGraphicFramePr>
-                  <a:graphic xmlns:a="http://schemas.openxmlformats.org/drawingml/2006/main">
-                    <a:graphicData uri="http://schemas.openxmlformats.org/drawingml/2006/picture">
-                      <pic:pic xmlns:pic="http://schemas.openxmlformats.org/drawingml/2006/picture">
-                        <pic:nvPicPr>
-                          <pic:cNvPr id="8" name="图片 8" descr="王建丽"/>
-                          <pic:cNvPicPr>
-                            <a:picLocks noChangeAspect="1"/>
-                          </pic:cNvPicPr>
-                        </pic:nvPicPr>
-                        <pic:blipFill>
-                          <a:blip r:embed="rId8">
-                            <a:clrChange>
-                              <a:clrFrom>
-                                <a:srgbClr val="FFFFFF">
-                                  <a:alpha val="100000"/>
-                                </a:srgbClr>
-                              </a:clrFrom>
-                              <a:clrTo>
-                                <a:srgbClr val="FFFFFF">
-                                  <a:alpha val="100000"/>
-                                  <a:alpha val="0"/>
-                                </a:srgbClr>
-                              </a:clrTo>
-                            </a:clrChange>
-                          </a:blip>
-                          <a:stretch>
-                            <a:fillRect/>
-                          </a:stretch>
-                        </pic:blipFill>
-                        <pic:spPr>
-                          <a:xfrm>
-                            <a:off x="0" y="0"/>
-                            <a:ext cx="495935" cy="280670"/>
-                          </a:xfrm>
-                          <a:prstGeom prst="rect">
-                            <a:avLst/>
-                          </a:prstGeom>
-                        </pic:spPr>
-                      </pic:pic>
-                    </a:graphicData>
-                  </a:graphic>
-                </wp:anchor>
-              </w:drawing>
-            </w:r>
-            <w:bookmarkEnd w:id="13"/>
           </w:p>
         </w:tc>
         <w:tc>
@@ -5452,50 +5311,6 @@
                 <w:lang w:val="en-US" w:eastAsia="en-US" w:bidi="ar-SA"/>
               </w:rPr>
             </w:pPr>
-            <w:r>
-              <w:rPr>
-                <w:rFonts w:hint="eastAsia" w:ascii="微软雅黑" w:hAnsi="微软雅黑" w:eastAsia="微软雅黑" w:cs="Arial"/>
-                <w:b/>
-                <w:color w:val="000000"/>
-                <w:sz w:val="16"/>
-                <w:szCs w:val="16"/>
-                <w:lang w:val="en-US" w:eastAsia="en-US" w:bidi="ar"/>
-              </w:rPr>
-              <w:t>报告日期：</w:t>
-            </w:r>
-            <w:r>
-              <w:rPr>
-                <w:rFonts w:hint="eastAsia" w:ascii="Times New Roman" w:hAnsi="Times New Roman" w:eastAsia="微软雅黑" w:cs="Times New Roman"/>
-                <w:b/>
-                <w:color w:val="000000"/>
-                <w:sz w:val="16"/>
-                <w:szCs w:val="16"/>
-                <w:lang w:val="en-US" w:eastAsia="en-US" w:bidi="ar-SA"/>
-              </w:rPr>
-              <w:t xml:space="preserve">{{ </w:t>
-            </w:r>
-            <w:r>
-              <w:rPr>
-                <w:rFonts w:ascii="Times New Roman" w:hAnsi="Times New Roman" w:eastAsia="微软雅黑" w:cs="Times New Roman"/>
-                <w:b/>
-                <w:color w:val="000000"/>
-                <w:sz w:val="16"/>
-                <w:szCs w:val="16"/>
-                <w:lang w:val="en-US" w:eastAsia="en-US" w:bidi="ar-SA"/>
-              </w:rPr>
-              <w:t>reportdate2</w:t>
-            </w:r>
-            <w:r>
-              <w:rPr>
-                <w:rFonts w:hint="eastAsia" w:ascii="Times New Roman" w:hAnsi="Times New Roman" w:eastAsia="微软雅黑" w:cs="Times New Roman"/>
-                <w:b/>
-                <w:color w:val="000000"/>
-                <w:sz w:val="16"/>
-                <w:szCs w:val="16"/>
-                <w:lang w:val="en-US" w:eastAsia="en-US" w:bidi="ar-SA"/>
-              </w:rPr>
-              <w:t xml:space="preserve"> }}</w:t>
-            </w:r>
           </w:p>
         </w:tc>
       </w:tr>

--- a/WebContent/docx/MET基因扩增报告.docx
+++ b/WebContent/docx/MET基因扩增报告.docx
@@ -158,7 +158,7 @@
           <w:rFonts w:hint="eastAsia" w:ascii="Times New Roman" w:hAnsi="Times New Roman" w:eastAsia="黑体" w:cs="Times New Roman"/>
           <w:b w:val="0"/>
           <w:bCs w:val="0"/>
-          <w:color w:val="548235" w:themeColor="accent6" w:themeShade="BF"/>
+          <w:color w:val="0083C3"/>
           <w:sz w:val="72"/>
           <w:szCs w:val="72"/>
           <w:highlight w:val="none"/>
@@ -171,7 +171,7 @@
           <w:rFonts w:hint="default" w:ascii="Times New Roman" w:hAnsi="Times New Roman" w:eastAsia="黑体" w:cs="Times New Roman"/>
           <w:b w:val="0"/>
           <w:bCs w:val="0"/>
-          <w:color w:val="548235" w:themeColor="accent6" w:themeShade="BF"/>
+          <w:color w:val="0083C3"/>
           <w:sz w:val="72"/>
           <w:szCs w:val="72"/>
           <w:highlight w:val="none"/>
@@ -289,92 +289,6 @@
                 <w:lang w:eastAsia="zh-CN"/>
               </w:rPr>
               <w:t>{{ client }}</w:t>
-            </w:r>
-          </w:p>
-        </w:tc>
-      </w:tr>
-      <w:tr>
-        <w:tblPrEx>
-          <w:tblBorders>
-            <w:top w:val="single" w:color="auto" w:sz="4" w:space="0"/>
-            <w:left w:val="single" w:color="auto" w:sz="4" w:space="0"/>
-            <w:bottom w:val="single" w:color="auto" w:sz="4" w:space="0"/>
-            <w:right w:val="single" w:color="auto" w:sz="4" w:space="0"/>
-            <w:insideH w:val="single" w:color="auto" w:sz="4" w:space="0"/>
-            <w:insideV w:val="single" w:color="auto" w:sz="4" w:space="0"/>
-          </w:tblBorders>
-          <w:tblCellMar>
-            <w:top w:w="0" w:type="dxa"/>
-            <w:left w:w="108" w:type="dxa"/>
-            <w:bottom w:w="0" w:type="dxa"/>
-            <w:right w:w="108" w:type="dxa"/>
-          </w:tblCellMar>
-        </w:tblPrEx>
-        <w:trPr>
-          <w:trHeight w:val="667" w:hRule="atLeast"/>
-          <w:jc w:val="center"/>
-        </w:trPr>
-        <w:tc>
-          <w:tcPr>
-            <w:tcW w:w="2124" w:type="dxa"/>
-            <w:tcBorders>
-              <w:top w:val="nil"/>
-              <w:left w:val="nil"/>
-              <w:bottom w:val="nil"/>
-              <w:right w:val="nil"/>
-            </w:tcBorders>
-            <w:vAlign w:val="bottom"/>
-          </w:tcPr>
-          <w:p>
-            <w:pPr>
-              <w:pStyle w:val="6"/>
-              <w:jc w:val="right"/>
-              <w:rPr>
-                <w:rFonts w:ascii="黑体"/>
-                <w:sz w:val="48"/>
-                <w:lang w:eastAsia="zh-CN"/>
-              </w:rPr>
-            </w:pPr>
-            <w:r>
-              <w:rPr>
-                <w:rFonts w:hint="eastAsia" w:ascii="微软雅黑" w:eastAsia="微软雅黑"/>
-                <w:sz w:val="30"/>
-                <w:lang w:eastAsia="zh-CN"/>
-              </w:rPr>
-              <w:t>委托日期：</w:t>
-            </w:r>
-          </w:p>
-        </w:tc>
-        <w:tc>
-          <w:tcPr>
-            <w:tcW w:w="4471" w:type="dxa"/>
-            <w:tcBorders>
-              <w:top w:val="single" w:color="auto" w:sz="4" w:space="0"/>
-              <w:left w:val="nil"/>
-              <w:bottom w:val="single" w:color="auto" w:sz="4" w:space="0"/>
-              <w:right w:val="nil"/>
-            </w:tcBorders>
-            <w:vAlign w:val="bottom"/>
-          </w:tcPr>
-          <w:p>
-            <w:pPr>
-              <w:pStyle w:val="6"/>
-              <w:jc w:val="center"/>
-              <w:rPr>
-                <w:rFonts w:hint="default" w:ascii="Times New Roman" w:hAnsi="Times New Roman" w:cs="Times New Roman"/>
-                <w:sz w:val="30"/>
-                <w:szCs w:val="30"/>
-                <w:lang w:eastAsia="zh-CN"/>
-              </w:rPr>
-            </w:pPr>
-            <w:r>
-              <w:rPr>
-                <w:rFonts w:hint="default" w:ascii="Times New Roman" w:hAnsi="Times New Roman" w:eastAsia="微软雅黑" w:cs="Times New Roman"/>
-                <w:sz w:val="30"/>
-                <w:szCs w:val="30"/>
-                <w:lang w:eastAsia="zh-CN"/>
-              </w:rPr>
-              <w:t>{{ commission_date }}</w:t>
             </w:r>
           </w:p>
         </w:tc>
@@ -991,7 +905,7 @@
         <w:rPr>
           <w:rFonts w:ascii="Times New Roman" w:hAnsi="Times New Roman" w:eastAsia="微软雅黑" w:cs="Times New Roman"/>
           <w:b/>
-          <w:color w:val="5B9BD5" w:themeColor="accent1"/>
+          <w:color w:val="0083C3"/>
           <w:sz w:val="52"/>
           <w:szCs w:val="52"/>
           <w:lang w:eastAsia="zh-CN"/>
@@ -1000,11 +914,6 @@
               <w14:alpha w14:val="60000"/>
             </w14:schemeClr>
           </w14:shadow>
-          <w14:textFill>
-            <w14:solidFill>
-              <w14:schemeClr w14:val="accent1"/>
-            </w14:solidFill>
-          </w14:textFill>
           <w14:props3d w14:extrusionH="0" w14:contourW="0" w14:prstMaterial="clear"/>
         </w:rPr>
       </w:pPr>
@@ -1012,7 +921,7 @@
         <w:rPr>
           <w:rFonts w:hint="eastAsia" w:ascii="Times New Roman" w:hAnsi="Times New Roman" w:eastAsia="微软雅黑" w:cs="Times New Roman"/>
           <w:b/>
-          <w:color w:val="62B541"/>
+          <w:color w:val="0083C3"/>
           <w:sz w:val="56"/>
           <w:szCs w:val="56"/>
           <w:lang w:eastAsia="zh-CN"/>
@@ -1160,7 +1069,7 @@
               <w:rFonts w:hint="default" w:ascii="Times New Roman" w:hAnsi="Times New Roman" w:eastAsia="微软雅黑" w:cs="微软雅黑"/>
               <w:b/>
               <w:bCs/>
-              <w:color w:val="62B541"/>
+              <w:color w:val="0083C3"/>
               <w:sz w:val="32"/>
               <w:szCs w:val="32"/>
               <w:lang w:val="en-US" w:eastAsia="zh-CN" w:bidi="ar-SA"/>
@@ -1172,7 +1081,7 @@
               <w:rFonts w:hint="default" w:ascii="Times New Roman" w:hAnsi="Times New Roman" w:eastAsia="微软雅黑" w:cs="微软雅黑"/>
               <w:b/>
               <w:bCs/>
-              <w:color w:val="62B541"/>
+              <w:color w:val="0083C3"/>
               <w:sz w:val="32"/>
               <w:szCs w:val="32"/>
               <w:lang w:val="en-US" w:eastAsia="zh-CN" w:bidi="ar-SA"/>
@@ -1185,7 +1094,7 @@
               <w:rFonts w:hint="default" w:ascii="Times New Roman" w:hAnsi="Times New Roman" w:eastAsia="微软雅黑" w:cs="微软雅黑"/>
               <w:b/>
               <w:bCs/>
-              <w:color w:val="62B541"/>
+              <w:color w:val="0083C3"/>
               <w:sz w:val="32"/>
               <w:szCs w:val="32"/>
               <w:lang w:val="en-US" w:eastAsia="zh-CN" w:bidi="ar-SA"/>
@@ -1198,7 +1107,7 @@
               <w:rFonts w:hint="default" w:ascii="Times New Roman" w:hAnsi="Times New Roman" w:eastAsia="微软雅黑" w:cs="微软雅黑"/>
               <w:b/>
               <w:bCs/>
-              <w:color w:val="62B541"/>
+              <w:color w:val="0083C3"/>
               <w:sz w:val="32"/>
               <w:szCs w:val="32"/>
               <w:lang w:val="en-US" w:eastAsia="zh-CN" w:bidi="ar-SA"/>
@@ -1211,7 +1120,7 @@
               <w:rFonts w:hint="default" w:ascii="Times New Roman" w:hAnsi="Times New Roman" w:eastAsia="微软雅黑" w:cs="微软雅黑"/>
               <w:b/>
               <w:bCs/>
-              <w:color w:val="62B541"/>
+              <w:color w:val="0083C3"/>
               <w:sz w:val="32"/>
               <w:szCs w:val="32"/>
               <w:lang w:val="en-US" w:eastAsia="zh-CN" w:bidi="ar-SA"/>
@@ -1224,7 +1133,7 @@
               <w:rFonts w:hint="default" w:ascii="Times New Roman" w:hAnsi="Times New Roman" w:eastAsia="微软雅黑" w:cs="微软雅黑"/>
               <w:b/>
               <w:bCs/>
-              <w:color w:val="62B541"/>
+              <w:color w:val="0083C3"/>
               <w:sz w:val="32"/>
               <w:szCs w:val="32"/>
               <w:lang w:val="en-US" w:eastAsia="zh-CN" w:bidi="ar-SA"/>
@@ -1237,7 +1146,7 @@
               <w:rFonts w:hint="default" w:ascii="Times New Roman" w:hAnsi="Times New Roman" w:eastAsia="微软雅黑" w:cs="微软雅黑"/>
               <w:b/>
               <w:bCs/>
-              <w:color w:val="62B541"/>
+              <w:color w:val="0083C3"/>
               <w:sz w:val="32"/>
               <w:szCs w:val="32"/>
               <w:lang w:val="en-US" w:eastAsia="zh-CN" w:bidi="ar-SA"/>
@@ -1250,7 +1159,7 @@
               <w:rFonts w:hint="default" w:ascii="Times New Roman" w:hAnsi="Times New Roman" w:eastAsia="微软雅黑" w:cs="微软雅黑"/>
               <w:b/>
               <w:bCs/>
-              <w:color w:val="62B541"/>
+              <w:color w:val="0083C3"/>
               <w:sz w:val="32"/>
               <w:szCs w:val="32"/>
               <w:lang w:val="en-US" w:eastAsia="zh-CN" w:bidi="ar-SA"/>
@@ -1263,7 +1172,7 @@
               <w:rFonts w:hint="default" w:ascii="Times New Roman" w:hAnsi="Times New Roman" w:eastAsia="微软雅黑" w:cs="微软雅黑"/>
               <w:b/>
               <w:bCs/>
-              <w:color w:val="62B541"/>
+              <w:color w:val="0083C3"/>
               <w:sz w:val="32"/>
               <w:szCs w:val="32"/>
               <w:lang w:val="en-US" w:eastAsia="zh-CN" w:bidi="ar-SA"/>
@@ -1276,7 +1185,7 @@
               <w:rFonts w:hint="default" w:ascii="Times New Roman" w:hAnsi="Times New Roman" w:eastAsia="微软雅黑" w:cs="微软雅黑"/>
               <w:b/>
               <w:bCs/>
-              <w:color w:val="62B541"/>
+              <w:color w:val="0083C3"/>
               <w:sz w:val="32"/>
               <w:szCs w:val="32"/>
               <w:lang w:val="en-US" w:eastAsia="zh-CN" w:bidi="ar-SA"/>
@@ -1289,7 +1198,7 @@
               <w:rFonts w:hint="default" w:ascii="Times New Roman" w:hAnsi="Times New Roman" w:eastAsia="微软雅黑" w:cs="微软雅黑"/>
               <w:b/>
               <w:bCs/>
-              <w:color w:val="62B541"/>
+              <w:color w:val="0083C3"/>
               <w:sz w:val="32"/>
               <w:szCs w:val="32"/>
               <w:lang w:val="en-US" w:eastAsia="zh-CN" w:bidi="ar-SA"/>
@@ -1302,7 +1211,7 @@
               <w:rFonts w:hint="default" w:ascii="Times New Roman" w:hAnsi="Times New Roman" w:eastAsia="微软雅黑" w:cs="微软雅黑"/>
               <w:b/>
               <w:bCs/>
-              <w:color w:val="62B541"/>
+              <w:color w:val="0083C3"/>
               <w:sz w:val="32"/>
               <w:szCs w:val="32"/>
               <w:lang w:val="en-US" w:eastAsia="zh-CN" w:bidi="ar-SA"/>
@@ -1321,7 +1230,7 @@
               <w:rFonts w:hint="default" w:ascii="Times New Roman" w:hAnsi="Times New Roman" w:eastAsia="微软雅黑" w:cs="微软雅黑"/>
               <w:b/>
               <w:bCs/>
-              <w:color w:val="62B541"/>
+              <w:color w:val="0083C3"/>
               <w:sz w:val="32"/>
               <w:szCs w:val="32"/>
               <w:lang w:val="en-US" w:eastAsia="zh-CN" w:bidi="ar-SA"/>
@@ -1333,7 +1242,7 @@
               <w:rFonts w:hint="default" w:ascii="Times New Roman" w:hAnsi="Times New Roman" w:eastAsia="微软雅黑" w:cs="微软雅黑"/>
               <w:b/>
               <w:bCs/>
-              <w:color w:val="62B541"/>
+              <w:color w:val="0083C3"/>
               <w:sz w:val="32"/>
               <w:szCs w:val="32"/>
               <w:lang w:val="en-US" w:eastAsia="zh-CN" w:bidi="ar-SA"/>
@@ -1346,7 +1255,7 @@
               <w:rFonts w:hint="default" w:ascii="Times New Roman" w:hAnsi="Times New Roman" w:eastAsia="微软雅黑" w:cs="微软雅黑"/>
               <w:b/>
               <w:bCs/>
-              <w:color w:val="62B541"/>
+              <w:color w:val="0083C3"/>
               <w:sz w:val="32"/>
               <w:szCs w:val="32"/>
               <w:lang w:val="en-US" w:eastAsia="zh-CN" w:bidi="ar-SA"/>
@@ -1359,7 +1268,7 @@
               <w:rFonts w:hint="default" w:ascii="Times New Roman" w:hAnsi="Times New Roman" w:eastAsia="微软雅黑" w:cs="微软雅黑"/>
               <w:b/>
               <w:bCs/>
-              <w:color w:val="62B541"/>
+              <w:color w:val="0083C3"/>
               <w:sz w:val="32"/>
               <w:szCs w:val="32"/>
               <w:lang w:val="en-US" w:eastAsia="zh-CN" w:bidi="ar-SA"/>
@@ -1372,7 +1281,7 @@
               <w:rFonts w:hint="default" w:ascii="Times New Roman" w:hAnsi="Times New Roman" w:eastAsia="微软雅黑" w:cs="微软雅黑"/>
               <w:b/>
               <w:bCs/>
-              <w:color w:val="62B541"/>
+              <w:color w:val="0083C3"/>
               <w:sz w:val="32"/>
               <w:szCs w:val="32"/>
               <w:lang w:val="en-US" w:eastAsia="zh-CN" w:bidi="ar-SA"/>
@@ -1385,7 +1294,7 @@
               <w:rFonts w:hint="eastAsia" w:ascii="Times New Roman" w:hAnsi="Times New Roman" w:eastAsia="微软雅黑" w:cs="微软雅黑"/>
               <w:b/>
               <w:bCs/>
-              <w:color w:val="62B541"/>
+              <w:color w:val="0083C3"/>
               <w:sz w:val="32"/>
               <w:szCs w:val="32"/>
               <w:lang w:val="en-US" w:eastAsia="zh-CN" w:bidi="ar-SA"/>
@@ -1398,7 +1307,7 @@
               <w:rFonts w:hint="default" w:ascii="Times New Roman" w:hAnsi="Times New Roman" w:eastAsia="微软雅黑" w:cs="微软雅黑"/>
               <w:b/>
               <w:bCs/>
-              <w:color w:val="62B541"/>
+              <w:color w:val="0083C3"/>
               <w:sz w:val="32"/>
               <w:szCs w:val="32"/>
               <w:lang w:val="en-US" w:eastAsia="zh-CN" w:bidi="ar-SA"/>
@@ -1411,7 +1320,7 @@
               <w:rFonts w:hint="default" w:ascii="Times New Roman" w:hAnsi="Times New Roman" w:eastAsia="微软雅黑" w:cs="微软雅黑"/>
               <w:b/>
               <w:bCs/>
-              <w:color w:val="62B541"/>
+              <w:color w:val="0083C3"/>
               <w:sz w:val="32"/>
               <w:szCs w:val="32"/>
               <w:lang w:val="en-US" w:eastAsia="zh-CN" w:bidi="ar-SA"/>
@@ -1424,7 +1333,7 @@
               <w:rFonts w:hint="default" w:ascii="Times New Roman" w:hAnsi="Times New Roman" w:eastAsia="微软雅黑" w:cs="微软雅黑"/>
               <w:b/>
               <w:bCs/>
-              <w:color w:val="62B541"/>
+              <w:color w:val="0083C3"/>
               <w:sz w:val="32"/>
               <w:szCs w:val="32"/>
               <w:lang w:val="en-US" w:eastAsia="zh-CN" w:bidi="ar-SA"/>
@@ -1437,7 +1346,7 @@
               <w:rFonts w:hint="default" w:ascii="Times New Roman" w:hAnsi="Times New Roman" w:eastAsia="微软雅黑" w:cs="微软雅黑"/>
               <w:b/>
               <w:bCs/>
-              <w:color w:val="62B541"/>
+              <w:color w:val="0083C3"/>
               <w:sz w:val="32"/>
               <w:szCs w:val="32"/>
               <w:lang w:val="en-US" w:eastAsia="zh-CN" w:bidi="ar-SA"/>
@@ -1450,7 +1359,7 @@
               <w:rFonts w:hint="default" w:ascii="Times New Roman" w:hAnsi="Times New Roman" w:eastAsia="微软雅黑" w:cs="微软雅黑"/>
               <w:b/>
               <w:bCs/>
-              <w:color w:val="62B541"/>
+              <w:color w:val="0083C3"/>
               <w:sz w:val="32"/>
               <w:szCs w:val="32"/>
               <w:lang w:val="en-US" w:eastAsia="zh-CN" w:bidi="ar-SA"/>
@@ -1463,7 +1372,7 @@
               <w:rFonts w:hint="default" w:ascii="Times New Roman" w:hAnsi="Times New Roman" w:eastAsia="微软雅黑" w:cs="微软雅黑"/>
               <w:b/>
               <w:bCs/>
-              <w:color w:val="62B541"/>
+              <w:color w:val="0083C3"/>
               <w:sz w:val="32"/>
               <w:szCs w:val="32"/>
               <w:lang w:val="en-US" w:eastAsia="zh-CN" w:bidi="ar-SA"/>
@@ -1476,7 +1385,7 @@
               <w:rFonts w:hint="default" w:ascii="Times New Roman" w:hAnsi="Times New Roman" w:eastAsia="微软雅黑" w:cs="微软雅黑"/>
               <w:b/>
               <w:bCs/>
-              <w:color w:val="62B541"/>
+              <w:color w:val="0083C3"/>
               <w:sz w:val="32"/>
               <w:szCs w:val="32"/>
               <w:lang w:val="en-US" w:eastAsia="zh-CN" w:bidi="ar-SA"/>
@@ -1495,7 +1404,7 @@
               <w:rFonts w:hint="default" w:ascii="Times New Roman" w:hAnsi="Times New Roman" w:eastAsia="微软雅黑" w:cs="微软雅黑"/>
               <w:b/>
               <w:bCs/>
-              <w:color w:val="62B541"/>
+              <w:color w:val="0083C3"/>
               <w:sz w:val="32"/>
               <w:szCs w:val="32"/>
               <w:lang w:val="en-US" w:eastAsia="zh-CN" w:bidi="ar-SA"/>
@@ -1507,7 +1416,7 @@
               <w:rFonts w:hint="default" w:ascii="Times New Roman" w:hAnsi="Times New Roman" w:eastAsia="微软雅黑" w:cs="微软雅黑"/>
               <w:b/>
               <w:bCs/>
-              <w:color w:val="62B541"/>
+              <w:color w:val="0083C3"/>
               <w:sz w:val="32"/>
               <w:szCs w:val="32"/>
               <w:lang w:val="en-US" w:eastAsia="zh-CN" w:bidi="ar-SA"/>
@@ -1520,7 +1429,7 @@
               <w:rFonts w:hint="default" w:ascii="Times New Roman" w:hAnsi="Times New Roman" w:eastAsia="微软雅黑" w:cs="微软雅黑"/>
               <w:b/>
               <w:bCs/>
-              <w:color w:val="62B541"/>
+              <w:color w:val="0083C3"/>
               <w:sz w:val="32"/>
               <w:szCs w:val="32"/>
               <w:lang w:val="en-US" w:eastAsia="zh-CN" w:bidi="ar-SA"/>
@@ -1533,7 +1442,7 @@
               <w:rFonts w:hint="default" w:ascii="Times New Roman" w:hAnsi="Times New Roman" w:eastAsia="微软雅黑" w:cs="微软雅黑"/>
               <w:b/>
               <w:bCs/>
-              <w:color w:val="62B541"/>
+              <w:color w:val="0083C3"/>
               <w:sz w:val="32"/>
               <w:szCs w:val="32"/>
               <w:lang w:val="en-US" w:eastAsia="zh-CN" w:bidi="ar-SA"/>
@@ -1546,7 +1455,7 @@
               <w:rFonts w:hint="default" w:ascii="Times New Roman" w:hAnsi="Times New Roman" w:eastAsia="微软雅黑" w:cs="微软雅黑"/>
               <w:b/>
               <w:bCs/>
-              <w:color w:val="62B541"/>
+              <w:color w:val="0083C3"/>
               <w:sz w:val="32"/>
               <w:szCs w:val="32"/>
               <w:lang w:val="en-US" w:eastAsia="zh-CN" w:bidi="ar-SA"/>
@@ -1559,7 +1468,7 @@
               <w:rFonts w:hint="default" w:ascii="Times New Roman" w:hAnsi="Times New Roman" w:eastAsia="微软雅黑" w:cs="微软雅黑"/>
               <w:b/>
               <w:bCs/>
-              <w:color w:val="62B541"/>
+              <w:color w:val="0083C3"/>
               <w:sz w:val="32"/>
               <w:szCs w:val="32"/>
               <w:lang w:val="en-US" w:eastAsia="zh-CN" w:bidi="ar-SA"/>
@@ -1572,7 +1481,7 @@
               <w:rFonts w:hint="default" w:ascii="Times New Roman" w:hAnsi="Times New Roman" w:eastAsia="微软雅黑" w:cs="微软雅黑"/>
               <w:b/>
               <w:bCs/>
-              <w:color w:val="62B541"/>
+              <w:color w:val="0083C3"/>
               <w:sz w:val="32"/>
               <w:szCs w:val="32"/>
               <w:lang w:val="en-US" w:eastAsia="zh-CN" w:bidi="ar-SA"/>
@@ -1585,7 +1494,7 @@
               <w:rFonts w:hint="default" w:ascii="Times New Roman" w:hAnsi="Times New Roman" w:eastAsia="微软雅黑" w:cs="微软雅黑"/>
               <w:b/>
               <w:bCs/>
-              <w:color w:val="62B541"/>
+              <w:color w:val="0083C3"/>
               <w:sz w:val="32"/>
               <w:szCs w:val="32"/>
               <w:lang w:val="en-US" w:eastAsia="zh-CN" w:bidi="ar-SA"/>
@@ -1598,7 +1507,7 @@
               <w:rFonts w:hint="default" w:ascii="Times New Roman" w:hAnsi="Times New Roman" w:eastAsia="微软雅黑" w:cs="微软雅黑"/>
               <w:b/>
               <w:bCs/>
-              <w:color w:val="62B541"/>
+              <w:color w:val="0083C3"/>
               <w:sz w:val="32"/>
               <w:szCs w:val="32"/>
               <w:lang w:val="en-US" w:eastAsia="zh-CN" w:bidi="ar-SA"/>
@@ -1611,7 +1520,7 @@
               <w:rFonts w:hint="default" w:ascii="Times New Roman" w:hAnsi="Times New Roman" w:eastAsia="微软雅黑" w:cs="微软雅黑"/>
               <w:b/>
               <w:bCs/>
-              <w:color w:val="62B541"/>
+              <w:color w:val="0083C3"/>
               <w:sz w:val="32"/>
               <w:szCs w:val="32"/>
               <w:lang w:val="en-US" w:eastAsia="zh-CN" w:bidi="ar-SA"/>
@@ -1624,7 +1533,7 @@
               <w:rFonts w:hint="default" w:ascii="Times New Roman" w:hAnsi="Times New Roman" w:eastAsia="微软雅黑" w:cs="微软雅黑"/>
               <w:b/>
               <w:bCs/>
-              <w:color w:val="62B541"/>
+              <w:color w:val="0083C3"/>
               <w:sz w:val="32"/>
               <w:szCs w:val="32"/>
               <w:lang w:val="en-US" w:eastAsia="zh-CN" w:bidi="ar-SA"/>
@@ -1637,7 +1546,7 @@
               <w:rFonts w:hint="default" w:ascii="Times New Roman" w:hAnsi="Times New Roman" w:eastAsia="微软雅黑" w:cs="微软雅黑"/>
               <w:b/>
               <w:bCs/>
-              <w:color w:val="62B541"/>
+              <w:color w:val="0083C3"/>
               <w:sz w:val="32"/>
               <w:szCs w:val="32"/>
               <w:lang w:val="en-US" w:eastAsia="zh-CN" w:bidi="ar-SA"/>
@@ -1656,7 +1565,7 @@
               <w:rFonts w:hint="default" w:ascii="Times New Roman" w:hAnsi="Times New Roman" w:eastAsia="微软雅黑" w:cs="微软雅黑"/>
               <w:b/>
               <w:bCs/>
-              <w:color w:val="62B541"/>
+              <w:color w:val="0083C3"/>
               <w:sz w:val="32"/>
               <w:szCs w:val="32"/>
               <w:lang w:val="en-US" w:eastAsia="zh-CN" w:bidi="ar-SA"/>
@@ -1668,7 +1577,7 @@
               <w:rFonts w:hint="default" w:ascii="Times New Roman" w:hAnsi="Times New Roman" w:eastAsia="微软雅黑" w:cs="微软雅黑"/>
               <w:b/>
               <w:bCs/>
-              <w:color w:val="62B541"/>
+              <w:color w:val="0083C3"/>
               <w:sz w:val="32"/>
               <w:szCs w:val="32"/>
               <w:lang w:val="en-US" w:eastAsia="zh-CN" w:bidi="ar-SA"/>
@@ -1681,7 +1590,7 @@
               <w:rFonts w:hint="default" w:ascii="Times New Roman" w:hAnsi="Times New Roman" w:eastAsia="微软雅黑" w:cs="微软雅黑"/>
               <w:b/>
               <w:bCs/>
-              <w:color w:val="62B541"/>
+              <w:color w:val="0083C3"/>
               <w:sz w:val="32"/>
               <w:szCs w:val="32"/>
               <w:lang w:val="en-US" w:eastAsia="zh-CN" w:bidi="ar-SA"/>
@@ -1694,7 +1603,7 @@
               <w:rFonts w:hint="default" w:ascii="Times New Roman" w:hAnsi="Times New Roman" w:eastAsia="微软雅黑" w:cs="微软雅黑"/>
               <w:b/>
               <w:bCs/>
-              <w:color w:val="62B541"/>
+              <w:color w:val="0083C3"/>
               <w:sz w:val="32"/>
               <w:szCs w:val="32"/>
               <w:lang w:val="en-US" w:eastAsia="zh-CN" w:bidi="ar-SA"/>
@@ -1707,7 +1616,7 @@
               <w:rFonts w:hint="default" w:ascii="Times New Roman" w:hAnsi="Times New Roman" w:eastAsia="微软雅黑" w:cs="微软雅黑"/>
               <w:b/>
               <w:bCs/>
-              <w:color w:val="62B541"/>
+              <w:color w:val="0083C3"/>
               <w:sz w:val="32"/>
               <w:szCs w:val="32"/>
               <w:lang w:val="en-US" w:eastAsia="zh-CN" w:bidi="ar-SA"/>
@@ -1720,7 +1629,7 @@
               <w:rFonts w:hint="default" w:ascii="Times New Roman" w:hAnsi="Times New Roman" w:eastAsia="微软雅黑" w:cs="微软雅黑"/>
               <w:b/>
               <w:bCs/>
-              <w:color w:val="62B541"/>
+              <w:color w:val="0083C3"/>
               <w:sz w:val="32"/>
               <w:szCs w:val="32"/>
               <w:lang w:val="en-US" w:eastAsia="zh-CN" w:bidi="ar-SA"/>
@@ -1733,7 +1642,7 @@
               <w:rFonts w:hint="default" w:ascii="Times New Roman" w:hAnsi="Times New Roman" w:eastAsia="微软雅黑" w:cs="微软雅黑"/>
               <w:b/>
               <w:bCs/>
-              <w:color w:val="62B541"/>
+              <w:color w:val="0083C3"/>
               <w:sz w:val="32"/>
               <w:szCs w:val="32"/>
               <w:lang w:val="en-US" w:eastAsia="zh-CN" w:bidi="ar-SA"/>
@@ -1746,7 +1655,7 @@
               <w:rFonts w:hint="default" w:ascii="Times New Roman" w:hAnsi="Times New Roman" w:eastAsia="微软雅黑" w:cs="微软雅黑"/>
               <w:b/>
               <w:bCs/>
-              <w:color w:val="62B541"/>
+              <w:color w:val="0083C3"/>
               <w:sz w:val="32"/>
               <w:szCs w:val="32"/>
               <w:lang w:val="en-US" w:eastAsia="zh-CN" w:bidi="ar-SA"/>
@@ -1759,7 +1668,7 @@
               <w:rFonts w:hint="default" w:ascii="Times New Roman" w:hAnsi="Times New Roman" w:eastAsia="微软雅黑" w:cs="微软雅黑"/>
               <w:b/>
               <w:bCs/>
-              <w:color w:val="62B541"/>
+              <w:color w:val="0083C3"/>
               <w:sz w:val="32"/>
               <w:szCs w:val="32"/>
               <w:lang w:val="en-US" w:eastAsia="zh-CN" w:bidi="ar-SA"/>
@@ -1772,7 +1681,7 @@
               <w:rFonts w:hint="default" w:ascii="Times New Roman" w:hAnsi="Times New Roman" w:eastAsia="微软雅黑" w:cs="微软雅黑"/>
               <w:b/>
               <w:bCs/>
-              <w:color w:val="62B541"/>
+              <w:color w:val="0083C3"/>
               <w:sz w:val="32"/>
               <w:szCs w:val="32"/>
               <w:lang w:val="en-US" w:eastAsia="zh-CN" w:bidi="ar-SA"/>
@@ -1785,7 +1694,7 @@
               <w:rFonts w:hint="default" w:ascii="Times New Roman" w:hAnsi="Times New Roman" w:eastAsia="微软雅黑" w:cs="微软雅黑"/>
               <w:b/>
               <w:bCs/>
-              <w:color w:val="62B541"/>
+              <w:color w:val="0083C3"/>
               <w:sz w:val="32"/>
               <w:szCs w:val="32"/>
               <w:lang w:val="en-US" w:eastAsia="zh-CN" w:bidi="ar-SA"/>
@@ -1798,7 +1707,7 @@
               <w:rFonts w:hint="default" w:ascii="Times New Roman" w:hAnsi="Times New Roman" w:eastAsia="微软雅黑" w:cs="微软雅黑"/>
               <w:b/>
               <w:bCs/>
-              <w:color w:val="62B541"/>
+              <w:color w:val="0083C3"/>
               <w:sz w:val="32"/>
               <w:szCs w:val="32"/>
               <w:lang w:val="en-US" w:eastAsia="zh-CN" w:bidi="ar-SA"/>
@@ -1817,7 +1726,7 @@
               <w:rFonts w:hint="default" w:ascii="Times New Roman" w:hAnsi="Times New Roman" w:eastAsia="微软雅黑" w:cs="微软雅黑"/>
               <w:b/>
               <w:bCs/>
-              <w:color w:val="62B541"/>
+              <w:color w:val="0083C3"/>
               <w:sz w:val="32"/>
               <w:szCs w:val="32"/>
               <w:lang w:val="en-US" w:eastAsia="zh-CN" w:bidi="ar-SA"/>
@@ -1829,7 +1738,7 @@
               <w:rFonts w:hint="default" w:ascii="Times New Roman" w:hAnsi="Times New Roman" w:eastAsia="微软雅黑" w:cs="微软雅黑"/>
               <w:b/>
               <w:bCs/>
-              <w:color w:val="62B541"/>
+              <w:color w:val="0083C3"/>
               <w:sz w:val="32"/>
               <w:szCs w:val="32"/>
               <w:lang w:val="en-US" w:eastAsia="zh-CN" w:bidi="ar-SA"/>
@@ -1842,7 +1751,7 @@
               <w:rFonts w:hint="default" w:ascii="Times New Roman" w:hAnsi="Times New Roman" w:eastAsia="微软雅黑" w:cs="微软雅黑"/>
               <w:b/>
               <w:bCs/>
-              <w:color w:val="62B541"/>
+              <w:color w:val="0083C3"/>
               <w:sz w:val="32"/>
               <w:szCs w:val="32"/>
               <w:lang w:val="en-US" w:eastAsia="zh-CN" w:bidi="ar-SA"/>
@@ -1855,7 +1764,7 @@
               <w:rFonts w:hint="default" w:ascii="Times New Roman" w:hAnsi="Times New Roman" w:eastAsia="微软雅黑" w:cs="微软雅黑"/>
               <w:b/>
               <w:bCs/>
-              <w:color w:val="62B541"/>
+              <w:color w:val="0083C3"/>
               <w:sz w:val="32"/>
               <w:szCs w:val="32"/>
               <w:lang w:val="en-US" w:eastAsia="zh-CN" w:bidi="ar-SA"/>
@@ -1868,7 +1777,7 @@
               <w:rFonts w:hint="default" w:ascii="Times New Roman" w:hAnsi="Times New Roman" w:eastAsia="微软雅黑" w:cs="微软雅黑"/>
               <w:b/>
               <w:bCs/>
-              <w:color w:val="62B541"/>
+              <w:color w:val="0083C3"/>
               <w:sz w:val="32"/>
               <w:szCs w:val="32"/>
               <w:lang w:val="en-US" w:eastAsia="zh-CN" w:bidi="ar-SA"/>
@@ -1881,7 +1790,7 @@
               <w:rFonts w:hint="default" w:ascii="Times New Roman" w:hAnsi="Times New Roman" w:eastAsia="微软雅黑" w:cs="微软雅黑"/>
               <w:b/>
               <w:bCs/>
-              <w:color w:val="62B541"/>
+              <w:color w:val="0083C3"/>
               <w:sz w:val="32"/>
               <w:szCs w:val="32"/>
               <w:lang w:val="en-US" w:eastAsia="zh-CN" w:bidi="ar-SA"/>
@@ -1894,7 +1803,7 @@
               <w:rFonts w:hint="default" w:ascii="Times New Roman" w:hAnsi="Times New Roman" w:eastAsia="微软雅黑" w:cs="微软雅黑"/>
               <w:b/>
               <w:bCs/>
-              <w:color w:val="62B541"/>
+              <w:color w:val="0083C3"/>
               <w:sz w:val="32"/>
               <w:szCs w:val="32"/>
               <w:lang w:val="en-US" w:eastAsia="zh-CN" w:bidi="ar-SA"/>
@@ -1907,7 +1816,7 @@
               <w:rFonts w:hint="default" w:ascii="Times New Roman" w:hAnsi="Times New Roman" w:eastAsia="微软雅黑" w:cs="微软雅黑"/>
               <w:b/>
               <w:bCs/>
-              <w:color w:val="62B541"/>
+              <w:color w:val="0083C3"/>
               <w:sz w:val="32"/>
               <w:szCs w:val="32"/>
               <w:lang w:val="en-US" w:eastAsia="zh-CN" w:bidi="ar-SA"/>
@@ -1920,7 +1829,7 @@
               <w:rFonts w:hint="default" w:ascii="Times New Roman" w:hAnsi="Times New Roman" w:eastAsia="微软雅黑" w:cs="微软雅黑"/>
               <w:b/>
               <w:bCs/>
-              <w:color w:val="62B541"/>
+              <w:color w:val="0083C3"/>
               <w:sz w:val="32"/>
               <w:szCs w:val="32"/>
               <w:lang w:val="en-US" w:eastAsia="zh-CN" w:bidi="ar-SA"/>
@@ -1933,7 +1842,7 @@
               <w:rFonts w:hint="default" w:ascii="Times New Roman" w:hAnsi="Times New Roman" w:eastAsia="微软雅黑" w:cs="微软雅黑"/>
               <w:b/>
               <w:bCs/>
-              <w:color w:val="62B541"/>
+              <w:color w:val="0083C3"/>
               <w:sz w:val="32"/>
               <w:szCs w:val="32"/>
               <w:lang w:val="en-US" w:eastAsia="zh-CN" w:bidi="ar-SA"/>
@@ -1946,7 +1855,7 @@
               <w:rFonts w:hint="default" w:ascii="Times New Roman" w:hAnsi="Times New Roman" w:eastAsia="微软雅黑" w:cs="微软雅黑"/>
               <w:b/>
               <w:bCs/>
-              <w:color w:val="62B541"/>
+              <w:color w:val="0083C3"/>
               <w:sz w:val="32"/>
               <w:szCs w:val="32"/>
               <w:lang w:val="en-US" w:eastAsia="zh-CN" w:bidi="ar-SA"/>
@@ -1959,7 +1868,7 @@
               <w:rFonts w:hint="default" w:ascii="Times New Roman" w:hAnsi="Times New Roman" w:eastAsia="微软雅黑" w:cs="微软雅黑"/>
               <w:b/>
               <w:bCs/>
-              <w:color w:val="62B541"/>
+              <w:color w:val="0083C3"/>
               <w:sz w:val="32"/>
               <w:szCs w:val="32"/>
               <w:lang w:val="en-US" w:eastAsia="zh-CN" w:bidi="ar-SA"/>
@@ -2029,14 +1938,14 @@
           </w14:shadow>
         </w:rPr>
       </w:pPr>
-      <w:bookmarkStart w:id="0" w:name="_Toc30143_WPSOffice_Level1"/>
-      <w:bookmarkStart w:id="1" w:name="_Toc13806"/>
-      <w:bookmarkStart w:id="2" w:name="_Toc21009_WPSOffice_Level1"/>
-      <w:bookmarkStart w:id="3" w:name="_Toc24397"/>
-      <w:bookmarkStart w:id="4" w:name="_Toc32054"/>
-      <w:bookmarkStart w:id="5" w:name="_Toc24178_WPSOffice_Level1"/>
-      <w:bookmarkStart w:id="6" w:name="_Toc27500"/>
-      <w:bookmarkStart w:id="7" w:name="_Toc21669"/>
+      <w:bookmarkStart w:id="0" w:name="_Toc24397"/>
+      <w:bookmarkStart w:id="1" w:name="_Toc30143_WPSOffice_Level1"/>
+      <w:bookmarkStart w:id="2" w:name="_Toc27500"/>
+      <w:bookmarkStart w:id="3" w:name="_Toc24178_WPSOffice_Level1"/>
+      <w:bookmarkStart w:id="4" w:name="_Toc13806"/>
+      <w:bookmarkStart w:id="5" w:name="_Toc21669"/>
+      <w:bookmarkStart w:id="6" w:name="_Toc32054"/>
+      <w:bookmarkStart w:id="7" w:name="_Toc21009_WPSOffice_Level1"/>
     </w:p>
     <w:p>
       <w:pPr>
@@ -2080,7 +1989,7 @@
         <w:jc w:val="left"/>
         <w:rPr>
           <w:rFonts w:hint="default" w:ascii="Times New Roman" w:hAnsi="Times New Roman" w:eastAsia="微软雅黑" w:cs="Times New Roman"/>
-          <w:color w:val="62B541"/>
+          <w:color w:val="0083C3"/>
           <w:sz w:val="32"/>
           <w14:shadow w14:blurRad="50800" w14:dist="38100" w14:dir="10800000" w14:sx="100000" w14:sy="100000" w14:kx="0" w14:ky="0" w14:algn="r">
             <w14:srgbClr w14:val="62B541">
@@ -2093,7 +2002,7 @@
       <w:r>
         <w:rPr>
           <w:rFonts w:hint="default" w:ascii="Times New Roman" w:hAnsi="Times New Roman" w:eastAsia="微软雅黑" w:cs="Times New Roman"/>
-          <w:color w:val="62B541"/>
+          <w:color w:val="0083C3"/>
           <w:sz w:val="32"/>
           <w14:shadow w14:blurRad="50800" w14:dist="38100" w14:dir="10800000" w14:sx="100000" w14:sy="100000" w14:kx="0" w14:ky="0" w14:algn="r">
             <w14:srgbClr w14:val="62B541">
@@ -2112,7 +2021,7 @@
         <w:tblW w:w="10268" w:type="dxa"/>
         <w:jc w:val="center"/>
         <w:tblBorders>
-          <w:top w:val="single" w:color="5A9D46" w:sz="24" w:space="0"/>
+          <w:top w:val="single" w:color="0083C3" w:sz="24" w:space="0"/>
           <w:left w:val="none" w:color="auto" w:sz="0" w:space="0"/>
           <w:bottom w:val="single" w:color="A4A4A4" w:sz="4" w:space="0"/>
           <w:right w:val="none" w:color="auto" w:sz="0" w:space="0"/>
@@ -2135,212 +2044,7 @@
       <w:tr>
         <w:tblPrEx>
           <w:tblBorders>
-            <w:top w:val="single" w:color="5A9D46" w:sz="24" w:space="0"/>
-            <w:left w:val="none" w:color="auto" w:sz="0" w:space="0"/>
-            <w:bottom w:val="single" w:color="A4A4A4" w:sz="4" w:space="0"/>
-            <w:right w:val="none" w:color="auto" w:sz="0" w:space="0"/>
-            <w:insideH w:val="single" w:color="A4A4A4" w:sz="4" w:space="0"/>
-            <w:insideV w:val="single" w:color="A4A4A4" w:sz="4" w:space="0"/>
-          </w:tblBorders>
-          <w:tblCellMar>
-            <w:top w:w="0" w:type="dxa"/>
-            <w:left w:w="108" w:type="dxa"/>
-            <w:bottom w:w="0" w:type="dxa"/>
-            <w:right w:w="108" w:type="dxa"/>
-          </w:tblCellMar>
-        </w:tblPrEx>
-        <w:trPr>
-          <w:trHeight w:val="397" w:hRule="atLeast"/>
-          <w:jc w:val="center"/>
-        </w:trPr>
-        <w:tc>
-          <w:tcPr>
-            <w:tcW w:w="3629" w:type="dxa"/>
-            <w:tcBorders>
-              <w:top w:val="single" w:color="62BC41" w:sz="24" w:space="0"/>
-              <w:tl2br w:val="nil"/>
-              <w:tr2bl w:val="nil"/>
-            </w:tcBorders>
-            <w:shd w:val="clear" w:color="auto" w:fill="auto"/>
-            <w:vAlign w:val="center"/>
-          </w:tcPr>
-          <w:p>
-            <w:pPr>
-              <w:keepNext w:val="0"/>
-              <w:keepLines w:val="0"/>
-              <w:pageBreakBefore w:val="0"/>
-              <w:widowControl w:val="0"/>
-              <w:kinsoku/>
-              <w:wordWrap/>
-              <w:overflowPunct/>
-              <w:topLinePunct w:val="0"/>
-              <w:autoSpaceDE/>
-              <w:autoSpaceDN/>
-              <w:bidi w:val="0"/>
-              <w:adjustRightInd w:val="0"/>
-              <w:snapToGrid w:val="0"/>
-              <w:jc w:val="both"/>
-              <w:textAlignment w:val="auto"/>
-              <w:rPr>
-                <w:rFonts w:hint="default" w:ascii="Times New Roman" w:hAnsi="Times New Roman" w:eastAsia="微软雅黑" w:cs="Times New Roman"/>
-                <w:bCs/>
-                <w:color w:val="000000"/>
-                <w:sz w:val="21"/>
-                <w:szCs w:val="21"/>
-                <w:lang w:eastAsia="zh-CN"/>
-              </w:rPr>
-            </w:pPr>
-            <w:r>
-              <w:rPr>
-                <w:rFonts w:ascii="Times New Roman" w:hAnsi="Times New Roman" w:eastAsia="微软雅黑" w:cs="Times New Roman"/>
-                <w:bCs/>
-                <w:color w:val="000000"/>
-                <w:sz w:val="21"/>
-                <w:szCs w:val="21"/>
-                <w:lang w:eastAsia="zh-CN"/>
-              </w:rPr>
-              <w:t>姓名：</w:t>
-            </w:r>
-            <w:r>
-              <w:rPr>
-                <w:rFonts w:hint="eastAsia" w:ascii="Times New Roman" w:hAnsi="Times New Roman" w:eastAsia="微软雅黑" w:cs="Times New Roman"/>
-                <w:bCs/>
-                <w:color w:val="000000"/>
-                <w:sz w:val="21"/>
-                <w:szCs w:val="21"/>
-                <w:lang w:eastAsia="zh-CN"/>
-              </w:rPr>
-              <w:t>{{ client }}</w:t>
-            </w:r>
-          </w:p>
-        </w:tc>
-        <w:tc>
-          <w:tcPr>
-            <w:tcW w:w="3323" w:type="dxa"/>
-            <w:tcBorders>
-              <w:top w:val="single" w:color="62BC41" w:sz="24" w:space="0"/>
-              <w:tl2br w:val="nil"/>
-              <w:tr2bl w:val="nil"/>
-            </w:tcBorders>
-            <w:shd w:val="clear" w:color="auto" w:fill="auto"/>
-            <w:vAlign w:val="center"/>
-          </w:tcPr>
-          <w:p>
-            <w:pPr>
-              <w:keepNext w:val="0"/>
-              <w:keepLines w:val="0"/>
-              <w:pageBreakBefore w:val="0"/>
-              <w:widowControl w:val="0"/>
-              <w:kinsoku/>
-              <w:wordWrap/>
-              <w:overflowPunct/>
-              <w:topLinePunct w:val="0"/>
-              <w:autoSpaceDE/>
-              <w:autoSpaceDN/>
-              <w:bidi w:val="0"/>
-              <w:adjustRightInd w:val="0"/>
-              <w:snapToGrid w:val="0"/>
-              <w:jc w:val="both"/>
-              <w:textAlignment w:val="auto"/>
-              <w:rPr>
-                <w:rFonts w:hint="default" w:ascii="Times New Roman" w:hAnsi="Times New Roman" w:eastAsia="微软雅黑" w:cs="Times New Roman"/>
-                <w:bCs/>
-                <w:color w:val="000000"/>
-                <w:sz w:val="21"/>
-                <w:szCs w:val="21"/>
-                <w:lang w:val="en-US" w:eastAsia="zh-CN"/>
-              </w:rPr>
-            </w:pPr>
-            <w:r>
-              <w:rPr>
-                <w:rFonts w:ascii="Times New Roman" w:hAnsi="Times New Roman" w:eastAsia="微软雅黑" w:cs="Times New Roman"/>
-                <w:bCs/>
-                <w:color w:val="000000"/>
-                <w:sz w:val="21"/>
-                <w:szCs w:val="21"/>
-                <w:lang w:eastAsia="zh-CN"/>
-              </w:rPr>
-              <w:t>送检医院：</w:t>
-            </w:r>
-            <w:r>
-              <w:rPr>
-                <w:rFonts w:hint="eastAsia" w:ascii="Times New Roman" w:hAnsi="Times New Roman" w:eastAsia="微软雅黑" w:cs="Times New Roman"/>
-                <w:bCs/>
-                <w:color w:val="000000"/>
-                <w:sz w:val="21"/>
-                <w:szCs w:val="21"/>
-                <w:lang w:eastAsia="zh-CN"/>
-              </w:rPr>
-              <w:t>{{ hospital }}</w:t>
-            </w:r>
-          </w:p>
-        </w:tc>
-        <w:tc>
-          <w:tcPr>
-            <w:tcW w:w="3316" w:type="dxa"/>
-            <w:tcBorders>
-              <w:top w:val="single" w:color="62BC41" w:sz="24" w:space="0"/>
-              <w:tl2br w:val="nil"/>
-              <w:tr2bl w:val="nil"/>
-            </w:tcBorders>
-            <w:shd w:val="clear" w:color="auto" w:fill="auto"/>
-            <w:vAlign w:val="center"/>
-          </w:tcPr>
-          <w:p>
-            <w:pPr>
-              <w:keepNext w:val="0"/>
-              <w:keepLines w:val="0"/>
-              <w:pageBreakBefore w:val="0"/>
-              <w:widowControl w:val="0"/>
-              <w:kinsoku/>
-              <w:wordWrap/>
-              <w:overflowPunct/>
-              <w:topLinePunct w:val="0"/>
-              <w:autoSpaceDE/>
-              <w:autoSpaceDN/>
-              <w:bidi w:val="0"/>
-              <w:adjustRightInd w:val="0"/>
-              <w:snapToGrid w:val="0"/>
-              <w:jc w:val="both"/>
-              <w:textAlignment w:val="auto"/>
-              <w:rPr>
-                <w:rFonts w:hint="default" w:ascii="Times New Roman" w:hAnsi="Times New Roman" w:eastAsia="微软雅黑" w:cs="Times New Roman"/>
-                <w:bCs/>
-                <w:color w:val="000000"/>
-                <w:sz w:val="21"/>
-                <w:szCs w:val="21"/>
-                <w:lang w:eastAsia="zh-CN"/>
-              </w:rPr>
-            </w:pPr>
-            <w:r>
-              <w:rPr>
-                <w:rFonts w:ascii="Times New Roman" w:hAnsi="Times New Roman" w:eastAsia="微软雅黑" w:cs="Times New Roman"/>
-                <w:bCs/>
-                <w:color w:val="000000"/>
-                <w:sz w:val="21"/>
-                <w:szCs w:val="21"/>
-                <w:lang w:eastAsia="zh-CN"/>
-              </w:rPr>
-              <w:t>样本条码：</w:t>
-            </w:r>
-            <w:r>
-              <w:rPr>
-                <w:rFonts w:hint="eastAsia" w:ascii="Times New Roman" w:hAnsi="Times New Roman" w:eastAsia="微软雅黑" w:cs="Times New Roman"/>
-                <w:bCs/>
-                <w:color w:val="000000"/>
-                <w:sz w:val="21"/>
-                <w:szCs w:val="21"/>
-                <w:lang w:eastAsia="zh-CN"/>
-              </w:rPr>
-              <w:t>{{ subbarcode }}</w:t>
-            </w:r>
-          </w:p>
-        </w:tc>
-      </w:tr>
-      <w:tr>
-        <w:tblPrEx>
-          <w:tblBorders>
-            <w:top w:val="single" w:color="5A9D46" w:sz="24" w:space="0"/>
+            <w:top w:val="single" w:color="0083C3" w:sz="24" w:space="0"/>
             <w:left w:val="none" w:color="auto" w:sz="0" w:space="0"/>
             <w:bottom w:val="single" w:color="A4A4A4" w:sz="4" w:space="0"/>
             <w:right w:val="none" w:color="auto" w:sz="0" w:space="0"/>
@@ -2403,7 +2107,7 @@
                 <w:szCs w:val="21"/>
                 <w:lang w:eastAsia="zh-CN"/>
               </w:rPr>
-              <w:t>性别：</w:t>
+              <w:t>姓名：</w:t>
             </w:r>
             <w:r>
               <w:rPr>
@@ -2414,7 +2118,7 @@
                 <w:szCs w:val="21"/>
                 <w:lang w:eastAsia="zh-CN"/>
               </w:rPr>
-              <w:t>{{ sex }}</w:t>
+              <w:t>{{ client }}</w:t>
             </w:r>
           </w:p>
         </w:tc>
@@ -2447,31 +2151,34 @@
               <w:textAlignment w:val="auto"/>
               <w:rPr>
                 <w:rFonts w:hint="default" w:ascii="Times New Roman" w:hAnsi="Times New Roman" w:eastAsia="微软雅黑" w:cs="Times New Roman"/>
+                <w:bCs/>
                 <w:color w:val="000000"/>
                 <w:sz w:val="21"/>
                 <w:szCs w:val="21"/>
+                <w:lang w:val="en-US" w:eastAsia="zh-CN"/>
+              </w:rPr>
+            </w:pPr>
+            <w:r>
+              <w:rPr>
+                <w:rFonts w:ascii="Times New Roman" w:hAnsi="Times New Roman" w:eastAsia="微软雅黑" w:cs="Times New Roman"/>
+                <w:bCs/>
+                <w:color w:val="000000"/>
+                <w:sz w:val="21"/>
+                <w:szCs w:val="21"/>
                 <w:lang w:eastAsia="zh-CN"/>
               </w:rPr>
-            </w:pPr>
-            <w:r>
-              <w:rPr>
-                <w:rFonts w:ascii="Times New Roman" w:hAnsi="Times New Roman" w:eastAsia="微软雅黑" w:cs="Times New Roman"/>
+              <w:t>送检医院：</w:t>
+            </w:r>
+            <w:r>
+              <w:rPr>
+                <w:rFonts w:hint="eastAsia" w:ascii="Times New Roman" w:hAnsi="Times New Roman" w:eastAsia="微软雅黑" w:cs="Times New Roman"/>
+                <w:bCs/>
                 <w:color w:val="000000"/>
                 <w:sz w:val="21"/>
                 <w:szCs w:val="21"/>
                 <w:lang w:eastAsia="zh-CN"/>
               </w:rPr>
-              <w:t>送检科室：</w:t>
-            </w:r>
-            <w:r>
-              <w:rPr>
-                <w:rFonts w:hint="eastAsia" w:ascii="Times New Roman" w:hAnsi="Times New Roman" w:eastAsia="微软雅黑" w:cs="Times New Roman"/>
-                <w:color w:val="000000"/>
-                <w:sz w:val="21"/>
-                <w:szCs w:val="21"/>
-                <w:lang w:eastAsia="zh-CN"/>
-              </w:rPr>
-              <w:t>{{ locationname }}</w:t>
+              <w:t>{{ hospital }}</w:t>
             </w:r>
           </w:p>
         </w:tc>
@@ -2520,7 +2227,7 @@
                 <w:szCs w:val="21"/>
                 <w:lang w:eastAsia="zh-CN"/>
               </w:rPr>
-              <w:t>样本编号：</w:t>
+              <w:t>样本条码：</w:t>
             </w:r>
             <w:r>
               <w:rPr>
@@ -2539,7 +2246,7 @@
       <w:tr>
         <w:tblPrEx>
           <w:tblBorders>
-            <w:top w:val="single" w:color="5A9D46" w:sz="24" w:space="0"/>
+            <w:top w:val="single" w:color="0083C3" w:sz="24" w:space="0"/>
             <w:left w:val="none" w:color="auto" w:sz="0" w:space="0"/>
             <w:bottom w:val="single" w:color="A4A4A4" w:sz="4" w:space="0"/>
             <w:right w:val="none" w:color="auto" w:sz="0" w:space="0"/>
@@ -2602,7 +2309,7 @@
                 <w:szCs w:val="21"/>
                 <w:lang w:eastAsia="zh-CN"/>
               </w:rPr>
-              <w:t>年龄：</w:t>
+              <w:t>性别：</w:t>
             </w:r>
             <w:r>
               <w:rPr>
@@ -2613,7 +2320,7 @@
                 <w:szCs w:val="21"/>
                 <w:lang w:eastAsia="zh-CN"/>
               </w:rPr>
-              <w:t>{{ age }}</w:t>
+              <w:t>{{ sex }}</w:t>
             </w:r>
           </w:p>
         </w:tc>
@@ -2660,7 +2367,7 @@
                 <w:szCs w:val="21"/>
                 <w:lang w:eastAsia="zh-CN"/>
               </w:rPr>
-              <w:t>送检医生：</w:t>
+              <w:t>送检科室：</w:t>
             </w:r>
             <w:r>
               <w:rPr>
@@ -2670,7 +2377,7 @@
                 <w:szCs w:val="21"/>
                 <w:lang w:eastAsia="zh-CN"/>
               </w:rPr>
-              <w:t>{{ doctorname }}</w:t>
+              <w:t>{{ locationname }}</w:t>
             </w:r>
           </w:p>
         </w:tc>
@@ -2719,7 +2426,7 @@
                 <w:szCs w:val="21"/>
                 <w:lang w:eastAsia="zh-CN"/>
               </w:rPr>
-              <w:t>门诊/住院号：</w:t>
+              <w:t>样本编号：</w:t>
             </w:r>
             <w:r>
               <w:rPr>
@@ -2730,7 +2437,7 @@
                 <w:szCs w:val="21"/>
                 <w:lang w:eastAsia="zh-CN"/>
               </w:rPr>
-              <w:t>{{ room }}</w:t>
+              <w:t>{{ subbarcode }}</w:t>
             </w:r>
           </w:p>
         </w:tc>
@@ -2738,7 +2445,7 @@
       <w:tr>
         <w:tblPrEx>
           <w:tblBorders>
-            <w:top w:val="single" w:color="5A9D46" w:sz="24" w:space="0"/>
+            <w:top w:val="single" w:color="0083C3" w:sz="24" w:space="0"/>
             <w:left w:val="none" w:color="auto" w:sz="0" w:space="0"/>
             <w:bottom w:val="single" w:color="A4A4A4" w:sz="4" w:space="0"/>
             <w:right w:val="none" w:color="auto" w:sz="0" w:space="0"/>
@@ -2801,7 +2508,7 @@
                 <w:szCs w:val="21"/>
                 <w:lang w:eastAsia="zh-CN"/>
               </w:rPr>
-              <w:t>联系电话：</w:t>
+              <w:t>年龄：</w:t>
             </w:r>
             <w:r>
               <w:rPr>
@@ -2812,7 +2519,7 @@
                 <w:szCs w:val="21"/>
                 <w:lang w:eastAsia="zh-CN"/>
               </w:rPr>
-              <w:t>{{ patient_phone }}</w:t>
+              <w:t>{{ age }}</w:t>
             </w:r>
           </w:p>
         </w:tc>
@@ -2859,17 +2566,18 @@
                 <w:szCs w:val="21"/>
                 <w:lang w:eastAsia="zh-CN"/>
               </w:rPr>
-              <w:t>标本类型：</w:t>
-            </w:r>
-            <w:r>
-              <w:rPr>
-                <w:rFonts w:hint="eastAsia" w:ascii="Times New Roman" w:hAnsi="Times New Roman" w:eastAsia="微软雅黑" w:cs="Times New Roman"/>
+              <w:t>订单编号：</w:t>
+            </w:r>
+            <w:r>
+              <w:rPr>
+                <w:rFonts w:ascii="Times New Roman" w:hAnsi="Times New Roman" w:eastAsia="微软雅黑" w:cs="Times New Roman"/>
+                <w:bCs/>
                 <w:color w:val="000000"/>
                 <w:sz w:val="21"/>
                 <w:szCs w:val="21"/>
                 <w:lang w:eastAsia="zh-CN"/>
               </w:rPr>
-              <w:t>{{ specimentype }}</w:t>
+              <w:t>-</w:t>
             </w:r>
           </w:p>
         </w:tc>
@@ -2918,7 +2626,7 @@
                 <w:szCs w:val="21"/>
                 <w:lang w:eastAsia="zh-CN"/>
               </w:rPr>
-              <w:t>送检时间：</w:t>
+              <w:t>门诊/住院号：</w:t>
             </w:r>
             <w:r>
               <w:rPr>
@@ -2929,7 +2637,7 @@
                 <w:szCs w:val="21"/>
                 <w:lang w:eastAsia="zh-CN"/>
               </w:rPr>
-              <w:t>{{ commission_date }}</w:t>
+              <w:t>{{ room }}</w:t>
             </w:r>
           </w:p>
         </w:tc>
@@ -2937,7 +2645,7 @@
       <w:tr>
         <w:tblPrEx>
           <w:tblBorders>
-            <w:top w:val="single" w:color="5A9D46" w:sz="24" w:space="0"/>
+            <w:top w:val="single" w:color="0083C3" w:sz="24" w:space="0"/>
             <w:left w:val="none" w:color="auto" w:sz="0" w:space="0"/>
             <w:bottom w:val="single" w:color="A4A4A4" w:sz="4" w:space="0"/>
             <w:right w:val="none" w:color="auto" w:sz="0" w:space="0"/>
@@ -3000,7 +2708,7 @@
                 <w:szCs w:val="21"/>
                 <w:lang w:eastAsia="zh-CN"/>
               </w:rPr>
-              <w:t>临床诊断：</w:t>
+              <w:t>联系电话：</w:t>
             </w:r>
             <w:r>
               <w:rPr>
@@ -3011,7 +2719,7 @@
                 <w:szCs w:val="21"/>
                 <w:lang w:eastAsia="zh-CN"/>
               </w:rPr>
-              <w:t>{{ diseaseName }}</w:t>
+              <w:t>{{ patient_phone }}</w:t>
             </w:r>
           </w:p>
         </w:tc>
@@ -3058,18 +2766,17 @@
                 <w:szCs w:val="21"/>
                 <w:lang w:eastAsia="zh-CN"/>
               </w:rPr>
-              <w:t>订单编号：</w:t>
-            </w:r>
-            <w:r>
-              <w:rPr>
-                <w:rFonts w:ascii="Times New Roman" w:hAnsi="Times New Roman" w:eastAsia="微软雅黑" w:cs="Times New Roman"/>
-                <w:bCs/>
+              <w:t>标本类型：</w:t>
+            </w:r>
+            <w:r>
+              <w:rPr>
+                <w:rFonts w:hint="eastAsia" w:ascii="Times New Roman" w:hAnsi="Times New Roman" w:eastAsia="微软雅黑" w:cs="Times New Roman"/>
                 <w:color w:val="000000"/>
                 <w:sz w:val="21"/>
                 <w:szCs w:val="21"/>
                 <w:lang w:eastAsia="zh-CN"/>
               </w:rPr>
-              <w:t>-</w:t>
+              <w:t>{{ specimentype }}</w:t>
             </w:r>
           </w:p>
         </w:tc>
@@ -3134,6 +2841,89 @@
           </w:p>
         </w:tc>
       </w:tr>
+      <w:tr>
+        <w:tblPrEx>
+          <w:tblBorders>
+            <w:top w:val="single" w:color="0083C3" w:sz="24" w:space="0"/>
+            <w:left w:val="none" w:color="auto" w:sz="0" w:space="0"/>
+            <w:bottom w:val="single" w:color="A4A4A4" w:sz="4" w:space="0"/>
+            <w:right w:val="none" w:color="auto" w:sz="0" w:space="0"/>
+            <w:insideH w:val="single" w:color="A4A4A4" w:sz="4" w:space="0"/>
+            <w:insideV w:val="single" w:color="A4A4A4" w:sz="4" w:space="0"/>
+          </w:tblBorders>
+          <w:tblCellMar>
+            <w:top w:w="0" w:type="dxa"/>
+            <w:left w:w="108" w:type="dxa"/>
+            <w:bottom w:w="0" w:type="dxa"/>
+            <w:right w:w="108" w:type="dxa"/>
+          </w:tblCellMar>
+        </w:tblPrEx>
+        <w:trPr>
+          <w:trHeight w:val="397" w:hRule="atLeast"/>
+          <w:jc w:val="center"/>
+        </w:trPr>
+        <w:tc>
+          <w:tcPr>
+            <w:tcW w:w="10268" w:type="dxa"/>
+            <w:gridSpan w:val="3"/>
+            <w:tcBorders>
+              <w:tl2br w:val="nil"/>
+              <w:tr2bl w:val="nil"/>
+            </w:tcBorders>
+            <w:shd w:val="clear" w:color="auto" w:fill="auto"/>
+            <w:vAlign w:val="center"/>
+          </w:tcPr>
+          <w:p>
+            <w:pPr>
+              <w:keepNext w:val="0"/>
+              <w:keepLines w:val="0"/>
+              <w:pageBreakBefore w:val="0"/>
+              <w:widowControl w:val="0"/>
+              <w:kinsoku/>
+              <w:wordWrap/>
+              <w:overflowPunct/>
+              <w:topLinePunct w:val="0"/>
+              <w:autoSpaceDE/>
+              <w:autoSpaceDN/>
+              <w:bidi w:val="0"/>
+              <w:adjustRightInd w:val="0"/>
+              <w:snapToGrid w:val="0"/>
+              <w:jc w:val="both"/>
+              <w:textAlignment w:val="auto"/>
+              <w:rPr>
+                <w:rFonts w:hint="default" w:ascii="Times New Roman" w:hAnsi="Times New Roman" w:eastAsia="微软雅黑" w:cs="Times New Roman"/>
+                <w:bCs/>
+                <w:color w:val="000000"/>
+                <w:sz w:val="21"/>
+                <w:szCs w:val="21"/>
+                <w:lang w:eastAsia="zh-CN"/>
+              </w:rPr>
+            </w:pPr>
+            <w:r>
+              <w:rPr>
+                <w:rFonts w:ascii="Times New Roman" w:hAnsi="Times New Roman" w:eastAsia="微软雅黑" w:cs="Times New Roman"/>
+                <w:bCs/>
+                <w:color w:val="000000"/>
+                <w:sz w:val="21"/>
+                <w:szCs w:val="21"/>
+                <w:lang w:eastAsia="zh-CN"/>
+              </w:rPr>
+              <w:t>临床诊断：</w:t>
+            </w:r>
+            <w:r>
+              <w:rPr>
+                <w:rFonts w:hint="eastAsia" w:ascii="Times New Roman" w:hAnsi="Times New Roman" w:eastAsia="微软雅黑" w:cs="Times New Roman"/>
+                <w:bCs/>
+                <w:color w:val="000000"/>
+                <w:sz w:val="21"/>
+                <w:szCs w:val="21"/>
+                <w:lang w:eastAsia="zh-CN"/>
+              </w:rPr>
+              <w:t>{{ diseaseName }}</w:t>
+            </w:r>
+          </w:p>
+        </w:tc>
+      </w:tr>
     </w:tbl>
     <w:p>
       <w:pPr>
@@ -3167,7 +2957,7 @@
         <w:jc w:val="left"/>
         <w:rPr>
           <w:rFonts w:hint="default" w:ascii="Times New Roman" w:hAnsi="Times New Roman" w:eastAsia="微软雅黑" w:cs="Times New Roman"/>
-          <w:color w:val="62B541"/>
+          <w:color w:val="0083C3"/>
           <w:sz w:val="32"/>
           <w14:shadow w14:blurRad="50800" w14:dist="38100" w14:dir="10800000" w14:sx="100000" w14:sy="100000" w14:kx="0" w14:ky="0" w14:algn="r">
             <w14:srgbClr w14:val="62B541">
@@ -3180,7 +2970,7 @@
       <w:r>
         <w:rPr>
           <w:rFonts w:hint="default" w:ascii="Times New Roman" w:hAnsi="Times New Roman" w:eastAsia="微软雅黑" w:cs="Times New Roman"/>
-          <w:color w:val="62B541"/>
+          <w:color w:val="0083C3"/>
           <w:sz w:val="32"/>
           <w14:shadow w14:blurRad="50800" w14:dist="38100" w14:dir="10800000" w14:sx="100000" w14:sy="100000" w14:kx="0" w14:ky="0" w14:algn="r">
             <w14:srgbClr w14:val="62B541">
@@ -3193,7 +2983,7 @@
       <w:r>
         <w:rPr>
           <w:rFonts w:hint="eastAsia" w:ascii="Times New Roman" w:hAnsi="Times New Roman" w:eastAsia="微软雅黑" w:cs="Times New Roman"/>
-          <w:color w:val="62B541"/>
+          <w:color w:val="0083C3"/>
           <w:sz w:val="32"/>
           <w:lang w:val="en-US" w:eastAsia="zh-CN"/>
           <w14:shadow w14:blurRad="50800" w14:dist="38100" w14:dir="10800000" w14:sx="100000" w14:sy="100000" w14:kx="0" w14:ky="0" w14:algn="r">
@@ -3213,7 +3003,7 @@
         <w:tblW w:w="10213" w:type="dxa"/>
         <w:jc w:val="center"/>
         <w:tblBorders>
-          <w:top w:val="single" w:color="5A9D46" w:sz="24" w:space="0"/>
+          <w:top w:val="single" w:color="0083C3" w:sz="24" w:space="0"/>
           <w:left w:val="none" w:color="auto" w:sz="0" w:space="0"/>
           <w:bottom w:val="single" w:color="A4A4A4" w:sz="4" w:space="0"/>
           <w:right w:val="none" w:color="auto" w:sz="0" w:space="0"/>
@@ -3235,7 +3025,7 @@
       <w:tr>
         <w:tblPrEx>
           <w:tblBorders>
-            <w:top w:val="single" w:color="5A9D46" w:sz="24" w:space="0"/>
+            <w:top w:val="single" w:color="0083C3" w:sz="24" w:space="0"/>
             <w:left w:val="none" w:color="auto" w:sz="0" w:space="0"/>
             <w:bottom w:val="single" w:color="A4A4A4" w:sz="4" w:space="0"/>
             <w:right w:val="none" w:color="auto" w:sz="0" w:space="0"/>
@@ -3257,7 +3047,6 @@
           <w:tcPr>
             <w:tcW w:w="3574" w:type="dxa"/>
             <w:tcBorders>
-              <w:top w:val="single" w:color="62BC41" w:sz="24" w:space="0"/>
               <w:tl2br w:val="nil"/>
               <w:tr2bl w:val="nil"/>
             </w:tcBorders>
@@ -3293,7 +3082,6 @@
           <w:tcPr>
             <w:tcW w:w="6639" w:type="dxa"/>
             <w:tcBorders>
-              <w:top w:val="single" w:color="62BC41" w:sz="24" w:space="0"/>
               <w:tl2br w:val="nil"/>
               <w:tr2bl w:val="nil"/>
             </w:tcBorders>
@@ -3330,7 +3118,7 @@
       <w:tr>
         <w:tblPrEx>
           <w:tblBorders>
-            <w:top w:val="single" w:color="5A9D46" w:sz="24" w:space="0"/>
+            <w:top w:val="single" w:color="0083C3" w:sz="24" w:space="0"/>
             <w:left w:val="none" w:color="auto" w:sz="0" w:space="0"/>
             <w:bottom w:val="single" w:color="A4A4A4" w:sz="4" w:space="0"/>
             <w:right w:val="none" w:color="auto" w:sz="0" w:space="0"/>
@@ -3421,7 +3209,7 @@
       <w:tr>
         <w:tblPrEx>
           <w:tblBorders>
-            <w:top w:val="single" w:color="5A9D46" w:sz="24" w:space="0"/>
+            <w:top w:val="single" w:color="0083C3" w:sz="24" w:space="0"/>
             <w:left w:val="none" w:color="auto" w:sz="0" w:space="0"/>
             <w:bottom w:val="single" w:color="A4A4A4" w:sz="4" w:space="0"/>
             <w:right w:val="none" w:color="auto" w:sz="0" w:space="0"/>
@@ -3553,7 +3341,7 @@
       <w:tr>
         <w:tblPrEx>
           <w:tblBorders>
-            <w:top w:val="single" w:color="5A9D46" w:sz="24" w:space="0"/>
+            <w:top w:val="single" w:color="0083C3" w:sz="24" w:space="0"/>
             <w:left w:val="none" w:color="auto" w:sz="0" w:space="0"/>
             <w:bottom w:val="single" w:color="A4A4A4" w:sz="4" w:space="0"/>
             <w:right w:val="none" w:color="auto" w:sz="0" w:space="0"/>
@@ -3645,7 +3433,7 @@
       <w:tr>
         <w:tblPrEx>
           <w:tblBorders>
-            <w:top w:val="single" w:color="5A9D46" w:sz="24" w:space="0"/>
+            <w:top w:val="single" w:color="0083C3" w:sz="24" w:space="0"/>
             <w:left w:val="none" w:color="auto" w:sz="0" w:space="0"/>
             <w:bottom w:val="single" w:color="A4A4A4" w:sz="4" w:space="0"/>
             <w:right w:val="none" w:color="auto" w:sz="0" w:space="0"/>
@@ -3775,7 +3563,7 @@
         <w:jc w:val="left"/>
         <w:rPr>
           <w:rFonts w:hint="default" w:ascii="Times New Roman" w:hAnsi="Times New Roman" w:eastAsia="微软雅黑" w:cs="Times New Roman"/>
-          <w:color w:val="62B541"/>
+          <w:color w:val="0083C3"/>
           <w:sz w:val="32"/>
           <w14:shadow w14:blurRad="50800" w14:dist="38100" w14:dir="10800000" w14:sx="100000" w14:sy="100000" w14:kx="0" w14:ky="0" w14:algn="r">
             <w14:srgbClr w14:val="62B541">
@@ -3788,7 +3576,7 @@
       <w:r>
         <w:rPr>
           <w:rFonts w:hint="default" w:ascii="Times New Roman" w:hAnsi="Times New Roman" w:eastAsia="微软雅黑" w:cs="Times New Roman"/>
-          <w:color w:val="62B541"/>
+          <w:color w:val="0083C3"/>
           <w:sz w:val="32"/>
           <w14:shadow w14:blurRad="50800" w14:dist="38100" w14:dir="10800000" w14:sx="100000" w14:sy="100000" w14:kx="0" w14:ky="0" w14:algn="r">
             <w14:srgbClr w14:val="62B541">
@@ -3834,6 +3622,12 @@
             <w:insideH w:val="none" w:color="auto" w:sz="0" w:space="0"/>
             <w:insideV w:val="none" w:color="auto" w:sz="0" w:space="0"/>
           </w:tblBorders>
+          <w:tblCellMar>
+            <w:top w:w="0" w:type="dxa"/>
+            <w:left w:w="108" w:type="dxa"/>
+            <w:bottom w:w="0" w:type="dxa"/>
+            <w:right w:w="108" w:type="dxa"/>
+          </w:tblCellMar>
         </w:tblPrEx>
         <w:trPr>
           <w:trHeight w:val="542" w:hRule="atLeast"/>
@@ -4037,7 +3831,7 @@
         <w:jc w:val="left"/>
         <w:rPr>
           <w:rFonts w:hint="default" w:ascii="Times New Roman" w:hAnsi="Times New Roman" w:eastAsia="微软雅黑" w:cs="Times New Roman"/>
-          <w:color w:val="62B541"/>
+          <w:color w:val="0083C3"/>
           <w:sz w:val="32"/>
           <w14:shadow w14:blurRad="50800" w14:dist="38100" w14:dir="10800000" w14:sx="100000" w14:sy="100000" w14:kx="0" w14:ky="0" w14:algn="r">
             <w14:srgbClr w14:val="62B541">
@@ -4050,7 +3844,7 @@
       <w:r>
         <w:rPr>
           <w:rFonts w:hint="default" w:ascii="Times New Roman" w:hAnsi="Times New Roman" w:eastAsia="微软雅黑" w:cs="Times New Roman"/>
-          <w:color w:val="62B541"/>
+          <w:color w:val="0083C3"/>
           <w:sz w:val="32"/>
           <w14:shadow w14:blurRad="50800" w14:dist="38100" w14:dir="10800000" w14:sx="100000" w14:sy="100000" w14:kx="0" w14:ky="0" w14:algn="r">
             <w14:srgbClr w14:val="62B541">
@@ -4069,7 +3863,7 @@
         <w:tblW w:w="10242" w:type="dxa"/>
         <w:jc w:val="center"/>
         <w:tblBorders>
-          <w:top w:val="single" w:color="5A9D46" w:sz="24" w:space="0"/>
+          <w:top w:val="single" w:color="0083C3" w:sz="24" w:space="0"/>
           <w:left w:val="none" w:color="auto" w:sz="0" w:space="0"/>
           <w:bottom w:val="single" w:color="A4A4A4" w:sz="4" w:space="0"/>
           <w:right w:val="none" w:color="auto" w:sz="0" w:space="0"/>
@@ -4093,7 +3887,7 @@
       <w:tr>
         <w:tblPrEx>
           <w:tblBorders>
-            <w:top w:val="single" w:color="5A9D46" w:sz="24" w:space="0"/>
+            <w:top w:val="single" w:color="0083C3" w:sz="24" w:space="0"/>
             <w:left w:val="none" w:color="auto" w:sz="0" w:space="0"/>
             <w:bottom w:val="single" w:color="A4A4A4" w:sz="4" w:space="0"/>
             <w:right w:val="none" w:color="auto" w:sz="0" w:space="0"/>
@@ -4115,7 +3909,6 @@
           <w:tcPr>
             <w:tcW w:w="2353" w:type="dxa"/>
             <w:tcBorders>
-              <w:top w:val="single" w:color="62BC41" w:sz="24" w:space="0"/>
               <w:tl2br w:val="nil"/>
               <w:tr2bl w:val="nil"/>
             </w:tcBorders>
@@ -4150,7 +3943,6 @@
           <w:tcPr>
             <w:tcW w:w="2375" w:type="dxa"/>
             <w:tcBorders>
-              <w:top w:val="single" w:color="62BC41" w:sz="24" w:space="0"/>
               <w:tl2br w:val="nil"/>
               <w:tr2bl w:val="nil"/>
             </w:tcBorders>
@@ -4185,7 +3977,6 @@
           <w:tcPr>
             <w:tcW w:w="2250" w:type="dxa"/>
             <w:tcBorders>
-              <w:top w:val="single" w:color="62BC41" w:sz="24" w:space="0"/>
               <w:tl2br w:val="nil"/>
               <w:tr2bl w:val="nil"/>
             </w:tcBorders>
@@ -4220,7 +4011,6 @@
           <w:tcPr>
             <w:tcW w:w="3264" w:type="dxa"/>
             <w:tcBorders>
-              <w:top w:val="single" w:color="62BC41" w:sz="24" w:space="0"/>
               <w:tl2br w:val="nil"/>
               <w:tr2bl w:val="nil"/>
             </w:tcBorders>
@@ -4255,7 +4045,7 @@
       <w:tr>
         <w:tblPrEx>
           <w:tblBorders>
-            <w:top w:val="single" w:color="5A9D46" w:sz="24" w:space="0"/>
+            <w:top w:val="single" w:color="0083C3" w:sz="24" w:space="0"/>
             <w:left w:val="none" w:color="auto" w:sz="0" w:space="0"/>
             <w:bottom w:val="single" w:color="A4A4A4" w:sz="4" w:space="0"/>
             <w:right w:val="none" w:color="auto" w:sz="0" w:space="0"/>
@@ -4484,7 +4274,7 @@
       <w:tr>
         <w:tblPrEx>
           <w:tblBorders>
-            <w:top w:val="single" w:color="5A9D46" w:sz="24" w:space="0"/>
+            <w:top w:val="single" w:color="0083C3" w:sz="24" w:space="0"/>
             <w:left w:val="none" w:color="auto" w:sz="0" w:space="0"/>
             <w:bottom w:val="single" w:color="A4A4A4" w:sz="4" w:space="0"/>
             <w:right w:val="none" w:color="auto" w:sz="0" w:space="0"/>
@@ -4644,7 +4434,7 @@
       <w:tr>
         <w:tblPrEx>
           <w:tblBorders>
-            <w:top w:val="single" w:color="5A9D46" w:sz="24" w:space="0"/>
+            <w:top w:val="single" w:color="0083C3" w:sz="24" w:space="0"/>
             <w:left w:val="none" w:color="auto" w:sz="0" w:space="0"/>
             <w:bottom w:val="single" w:color="A4A4A4" w:sz="4" w:space="0"/>
             <w:right w:val="none" w:color="auto" w:sz="0" w:space="0"/>
@@ -4804,7 +4594,7 @@
       <w:tr>
         <w:tblPrEx>
           <w:tblBorders>
-            <w:top w:val="single" w:color="5A9D46" w:sz="24" w:space="0"/>
+            <w:top w:val="single" w:color="0083C3" w:sz="24" w:space="0"/>
             <w:left w:val="none" w:color="auto" w:sz="0" w:space="0"/>
             <w:bottom w:val="single" w:color="A4A4A4" w:sz="4" w:space="0"/>
             <w:right w:val="none" w:color="auto" w:sz="0" w:space="0"/>
@@ -5217,7 +5007,7 @@
             <w:tcBorders>
               <w:top w:val="nil"/>
               <w:left w:val="nil"/>
-              <w:bottom w:val="single" w:color="62B541" w:sz="12" w:space="0"/>
+              <w:bottom w:val="single" w:color="0083C3" w:sz="12" w:space="0"/>
               <w:right w:val="nil"/>
             </w:tcBorders>
             <w:vAlign w:val="bottom"/>
@@ -5235,8 +5025,6 @@
                 <w:szCs w:val="16"/>
               </w:rPr>
             </w:pPr>
-            <w:bookmarkStart w:id="13" w:name="_GoBack"/>
-            <w:bookmarkEnd w:id="13"/>
           </w:p>
         </w:tc>
         <w:tc>
@@ -5245,7 +5033,7 @@
             <w:tcBorders>
               <w:top w:val="nil"/>
               <w:left w:val="nil"/>
-              <w:bottom w:val="single" w:color="62B541" w:sz="12" w:space="0"/>
+              <w:bottom w:val="single" w:color="0083C3" w:sz="12" w:space="0"/>
               <w:right w:val="nil"/>
             </w:tcBorders>
             <w:vAlign w:val="bottom"/>
@@ -5270,7 +5058,7 @@
             <w:tcBorders>
               <w:top w:val="nil"/>
               <w:left w:val="nil"/>
-              <w:bottom w:val="single" w:color="62B541" w:sz="12" w:space="0"/>
+              <w:bottom w:val="single" w:color="0083C3" w:sz="12" w:space="0"/>
               <w:right w:val="nil"/>
             </w:tcBorders>
             <w:vAlign w:val="bottom"/>
@@ -5292,7 +5080,7 @@
             <w:tcBorders>
               <w:top w:val="nil"/>
               <w:left w:val="nil"/>
-              <w:bottom w:val="single" w:color="62B541" w:sz="12" w:space="0"/>
+              <w:bottom w:val="single" w:color="0083C3" w:sz="12" w:space="0"/>
               <w:right w:val="nil"/>
             </w:tcBorders>
             <w:vAlign w:val="bottom"/>
@@ -5339,7 +5127,7 @@
             <w:tcW w:w="9706" w:type="dxa"/>
             <w:gridSpan w:val="4"/>
             <w:tcBorders>
-              <w:top w:val="single" w:color="62B541" w:sz="12" w:space="0"/>
+              <w:top w:val="single" w:color="0083C3" w:sz="12" w:space="0"/>
               <w:left w:val="nil"/>
               <w:bottom w:val="nil"/>
               <w:right w:val="nil"/>
@@ -5400,7 +5188,7 @@
         <w:jc w:val="left"/>
         <w:rPr>
           <w:rFonts w:hint="default" w:ascii="Times New Roman" w:hAnsi="Times New Roman" w:eastAsia="微软雅黑" w:cs="Times New Roman"/>
-          <w:color w:val="62B541"/>
+          <w:color w:val="0083C3"/>
           <w:sz w:val="32"/>
           <w14:shadow w14:blurRad="50800" w14:dist="38100" w14:dir="10800000" w14:sx="100000" w14:sy="100000" w14:kx="0" w14:ky="0" w14:algn="r">
             <w14:srgbClr w14:val="62B541">
@@ -5413,7 +5201,7 @@
       <w:r>
         <w:rPr>
           <w:rFonts w:hint="default" w:ascii="Times New Roman" w:hAnsi="Times New Roman" w:eastAsia="微软雅黑" w:cs="Times New Roman"/>
-          <w:color w:val="62B541"/>
+          <w:color w:val="0083C3"/>
           <w:sz w:val="32"/>
           <w14:shadow w14:blurRad="50800" w14:dist="38100" w14:dir="10800000" w14:sx="100000" w14:sy="100000" w14:kx="0" w14:ky="0" w14:algn="r">
             <w14:srgbClr w14:val="62B541">
@@ -6093,7 +5881,31 @@
           <w:szCs w:val="21"/>
           <w:lang w:val="en-US" w:eastAsia="zh-CN" w:bidi="ar"/>
         </w:rPr>
-        <w:t>NCCN Clinical Practice Guidelines in Oncology2020.</w:t>
+        <w:t>NCCN Clinical Practice Guidelines in Oncology</w:t>
+      </w:r>
+      <w:r>
+        <w:rPr>
+          <w:rFonts w:hint="eastAsia" w:ascii="Times New Roman" w:hAnsi="Times New Roman" w:eastAsia="微软雅黑" w:cs="Times New Roman"/>
+          <w:color w:val="000000"/>
+          <w:kern w:val="0"/>
+          <w:sz w:val="21"/>
+          <w:szCs w:val="21"/>
+          <w:lang w:val="en-US" w:eastAsia="zh-CN" w:bidi="ar"/>
+        </w:rPr>
+        <w:t xml:space="preserve"> 2025</w:t>
+      </w:r>
+      <w:bookmarkStart w:id="13" w:name="_GoBack"/>
+      <w:bookmarkEnd w:id="13"/>
+      <w:r>
+        <w:rPr>
+          <w:rFonts w:hint="default" w:ascii="Times New Roman" w:hAnsi="Times New Roman" w:eastAsia="微软雅黑" w:cs="Times New Roman"/>
+          <w:color w:val="000000"/>
+          <w:kern w:val="0"/>
+          <w:sz w:val="21"/>
+          <w:szCs w:val="21"/>
+          <w:lang w:val="en-US" w:eastAsia="zh-CN" w:bidi="ar"/>
+        </w:rPr>
+        <w:t>.</w:t>
       </w:r>
     </w:p>
     <w:p>

--- a/WebContent/docx/MET基因扩增报告.docx
+++ b/WebContent/docx/MET基因扩增报告.docx
@@ -19,33 +19,8 @@
           <w:lang w:eastAsia="zh-CN"/>
         </w:rPr>
       </w:pPr>
-    </w:p>
-    <w:p>
-      <w:pPr>
-        <w:rPr>
-          <w:rFonts w:hint="default" w:ascii="Times New Roman" w:hAnsi="Times New Roman" w:eastAsia="微软雅黑" w:cs="Times New Roman"/>
-          <w:sz w:val="20"/>
-          <w:lang w:eastAsia="zh-CN"/>
-        </w:rPr>
-      </w:pPr>
-    </w:p>
-    <w:p>
-      <w:pPr>
-        <w:rPr>
-          <w:rFonts w:hint="default" w:ascii="Times New Roman" w:hAnsi="Times New Roman" w:eastAsia="微软雅黑" w:cs="Times New Roman"/>
-          <w:sz w:val="20"/>
-          <w:lang w:eastAsia="zh-CN"/>
-        </w:rPr>
-      </w:pPr>
-    </w:p>
-    <w:p>
-      <w:pPr>
-        <w:rPr>
-          <w:rFonts w:hint="default" w:ascii="Times New Roman" w:hAnsi="Times New Roman" w:eastAsia="微软雅黑" w:cs="Times New Roman"/>
-          <w:sz w:val="20"/>
-          <w:lang w:eastAsia="zh-CN"/>
-        </w:rPr>
-      </w:pPr>
+      <w:bookmarkStart w:id="13" w:name="_GoBack"/>
+      <w:bookmarkEnd w:id="13"/>
     </w:p>
     <w:p>
       <w:pPr>
@@ -886,6 +861,7 @@
           <w:lang w:eastAsia="zh-CN"/>
         </w:rPr>
         <w:sectPr>
+          <w:headerReference r:id="rId3" w:type="default"/>
           <w:pgSz w:w="11910" w:h="16840"/>
           <w:pgMar w:top="0" w:right="0" w:bottom="0" w:left="0" w:header="720" w:footer="720" w:gutter="0"/>
           <w:pgBorders>
@@ -1938,11 +1914,11 @@
           </w14:shadow>
         </w:rPr>
       </w:pPr>
-      <w:bookmarkStart w:id="0" w:name="_Toc24397"/>
-      <w:bookmarkStart w:id="1" w:name="_Toc30143_WPSOffice_Level1"/>
-      <w:bookmarkStart w:id="2" w:name="_Toc27500"/>
-      <w:bookmarkStart w:id="3" w:name="_Toc24178_WPSOffice_Level1"/>
-      <w:bookmarkStart w:id="4" w:name="_Toc13806"/>
+      <w:bookmarkStart w:id="0" w:name="_Toc24178_WPSOffice_Level1"/>
+      <w:bookmarkStart w:id="1" w:name="_Toc27500"/>
+      <w:bookmarkStart w:id="2" w:name="_Toc13806"/>
+      <w:bookmarkStart w:id="3" w:name="_Toc24397"/>
+      <w:bookmarkStart w:id="4" w:name="_Toc30143_WPSOffice_Level1"/>
       <w:bookmarkStart w:id="5" w:name="_Toc21669"/>
       <w:bookmarkStart w:id="6" w:name="_Toc32054"/>
       <w:bookmarkStart w:id="7" w:name="_Toc21009_WPSOffice_Level1"/>
@@ -1960,8 +1936,8 @@
           </w14:shadow>
         </w:rPr>
         <w:sectPr>
-          <w:headerReference r:id="rId3" w:type="default"/>
-          <w:footerReference r:id="rId4" w:type="default"/>
+          <w:headerReference r:id="rId4" w:type="default"/>
+          <w:footerReference r:id="rId5" w:type="default"/>
           <w:pgSz w:w="11910" w:h="16840"/>
           <w:pgMar w:top="1037" w:right="1020" w:bottom="981" w:left="1020" w:header="283" w:footer="567" w:gutter="0"/>
           <w:pgBorders>
@@ -3032,12 +3008,6 @@
             <w:insideH w:val="single" w:color="A4A4A4" w:sz="4" w:space="0"/>
             <w:insideV w:val="single" w:color="A4A4A4" w:sz="4" w:space="0"/>
           </w:tblBorders>
-          <w:tblCellMar>
-            <w:top w:w="0" w:type="dxa"/>
-            <w:left w:w="108" w:type="dxa"/>
-            <w:bottom w:w="0" w:type="dxa"/>
-            <w:right w:w="108" w:type="dxa"/>
-          </w:tblCellMar>
         </w:tblPrEx>
         <w:trPr>
           <w:trHeight w:val="632" w:hRule="atLeast"/>
@@ -3622,12 +3592,6 @@
             <w:insideH w:val="none" w:color="auto" w:sz="0" w:space="0"/>
             <w:insideV w:val="none" w:color="auto" w:sz="0" w:space="0"/>
           </w:tblBorders>
-          <w:tblCellMar>
-            <w:top w:w="0" w:type="dxa"/>
-            <w:left w:w="108" w:type="dxa"/>
-            <w:bottom w:w="0" w:type="dxa"/>
-            <w:right w:w="108" w:type="dxa"/>
-          </w:tblCellMar>
         </w:tblPrEx>
         <w:trPr>
           <w:trHeight w:val="542" w:hRule="atLeast"/>
@@ -5894,8 +5858,6 @@
         </w:rPr>
         <w:t xml:space="preserve"> 2025</w:t>
       </w:r>
-      <w:bookmarkStart w:id="13" w:name="_GoBack"/>
-      <w:bookmarkEnd w:id="13"/>
       <w:r>
         <w:rPr>
           <w:rFonts w:hint="default" w:ascii="Times New Roman" w:hAnsi="Times New Roman" w:eastAsia="微软雅黑" w:cs="Times New Roman"/>
@@ -5920,8 +5882,8 @@
       </w:pPr>
     </w:p>
     <w:sectPr>
-      <w:headerReference r:id="rId5" w:type="default"/>
-      <w:footerReference r:id="rId6" w:type="default"/>
+      <w:headerReference r:id="rId6" w:type="default"/>
+      <w:footerReference r:id="rId7" w:type="default"/>
       <w:pgSz w:w="11906" w:h="16838"/>
       <w:pgMar w:top="850" w:right="850" w:bottom="850" w:left="850" w:header="851" w:footer="397" w:gutter="0"/>
       <w:pgNumType w:fmt="decimal" w:start="1"/>
@@ -6445,11 +6407,22 @@
   <w:p>
     <w:pPr>
       <w:pStyle w:val="10"/>
-      <w:jc w:val="right"/>
+    </w:pPr>
+    <w:r>
       <w:rPr>
-        <w:lang w:eastAsia="zh-CN"/>
+        <w:sz w:val="18"/>
       </w:rPr>
-    </w:pPr>
+      <w:pict>
+        <v:shape id="PowerPlusWaterMarkObject291817" o:spid="_x0000_s2049" o:spt="136" type="#_x0000_t136" style="position:absolute;left:0pt;height:48.3pt;width:166.5pt;mso-position-horizontal:center;mso-position-horizontal-relative:margin;mso-position-vertical:center;mso-position-vertical-relative:margin;rotation:-2949120f;z-index:-251655168;mso-width-relative:page;mso-height-relative:page;" fillcolor="#C0C0C0" filled="t" stroked="f" coordsize="21600,21600" adj="10800">
+          <v:path/>
+          <v:fill on="t" opacity="32768f" focussize="0,0"/>
+          <v:stroke on="f"/>
+          <v:imagedata o:title=""/>
+          <o:lock v:ext="edit" aspectratio="t"/>
+          <v:textpath on="t" fitshape="t" fitpath="t" trim="t" xscale="f" string="{{ client }}" style="font-family:微软雅黑;font-size:48pt;v-same-letter-heights:f;v-text-align:center;"/>
+        </v:shape>
+      </w:pict>
+    </w:r>
   </w:p>
 </w:hdr>
 </file>
@@ -6464,6 +6437,50 @@
         <w:lang w:eastAsia="zh-CN"/>
       </w:rPr>
     </w:pPr>
+    <w:r>
+      <w:rPr>
+        <w:sz w:val="18"/>
+      </w:rPr>
+      <w:pict>
+        <v:shape id="_x0000_s2050" o:spid="_x0000_s2050" o:spt="136" type="#_x0000_t136" style="position:absolute;left:0pt;height:48.3pt;width:166.5pt;mso-position-horizontal:center;mso-position-horizontal-relative:margin;mso-position-vertical:center;mso-position-vertical-relative:margin;rotation:-2949120f;z-index:-251654144;mso-width-relative:page;mso-height-relative:page;" fillcolor="#C0C0C0" filled="t" stroked="f" coordsize="21600,21600" adj="10800">
+          <v:path/>
+          <v:fill on="t" opacity="32768f" focussize="0,0"/>
+          <v:stroke on="f"/>
+          <v:imagedata o:title=""/>
+          <o:lock v:ext="edit" aspectratio="t"/>
+          <v:textpath on="t" fitshape="t" fitpath="t" trim="t" xscale="f" string="{{ client }}" style="font-family:微软雅黑;font-size:48pt;v-same-letter-heights:f;v-text-align:center;"/>
+        </v:shape>
+      </w:pict>
+    </w:r>
+  </w:p>
+</w:hdr>
+</file>
+
+<file path=word/header3.xml><?xml version="1.0" encoding="utf-8"?>
+<w:hdr xmlns:wpc="http://schemas.microsoft.com/office/word/2010/wordprocessingCanvas" xmlns:mc="http://schemas.openxmlformats.org/markup-compatibility/2006" xmlns:o="urn:schemas-microsoft-com:office:office" xmlns:r="http://schemas.openxmlformats.org/officeDocument/2006/relationships" xmlns:m="http://schemas.openxmlformats.org/officeDocument/2006/math" xmlns:v="urn:schemas-microsoft-com:vml" xmlns:wp14="http://schemas.microsoft.com/office/word/2010/wordprocessingDrawing" xmlns:wp="http://schemas.openxmlformats.org/drawingml/2006/wordprocessingDrawing" xmlns:w10="urn:schemas-microsoft-com:office:word" xmlns:w="http://schemas.openxmlformats.org/wordprocessingml/2006/main" xmlns:w14="http://schemas.microsoft.com/office/word/2010/wordml" xmlns:w15="http://schemas.microsoft.com/office/word/2012/wordml" xmlns:wpg="http://schemas.microsoft.com/office/word/2010/wordprocessingGroup" xmlns:wpi="http://schemas.microsoft.com/office/word/2010/wordprocessingInk" xmlns:wne="http://schemas.microsoft.com/office/word/2006/wordml" xmlns:wps="http://schemas.microsoft.com/office/word/2010/wordprocessingShape" xmlns:wpsCustomData="http://www.wps.cn/officeDocument/2013/wpsCustomData" mc:Ignorable="w14 w15 wp14">
+  <w:p>
+    <w:pPr>
+      <w:pStyle w:val="10"/>
+      <w:jc w:val="right"/>
+      <w:rPr>
+        <w:lang w:eastAsia="zh-CN"/>
+      </w:rPr>
+    </w:pPr>
+    <w:r>
+      <w:rPr>
+        <w:sz w:val="18"/>
+      </w:rPr>
+      <w:pict>
+        <v:shape id="_x0000_s2051" o:spid="_x0000_s2051" o:spt="136" type="#_x0000_t136" style="position:absolute;left:0pt;height:48.3pt;width:166.5pt;mso-position-horizontal:center;mso-position-horizontal-relative:margin;mso-position-vertical:center;mso-position-vertical-relative:margin;rotation:-2949120f;z-index:-251653120;mso-width-relative:page;mso-height-relative:page;" fillcolor="#C0C0C0" filled="t" stroked="f" coordsize="21600,21600" adj="10800">
+          <v:path/>
+          <v:fill on="t" opacity="32768f" focussize="0,0"/>
+          <v:stroke on="f"/>
+          <v:imagedata o:title=""/>
+          <o:lock v:ext="edit" aspectratio="t"/>
+          <v:textpath on="t" fitshape="t" fitpath="t" trim="t" xscale="f" string="{{ client }}" style="font-family:微软雅黑;font-size:48pt;v-same-letter-heights:f;v-text-align:center;"/>
+        </v:shape>
+      </w:pict>
+    </w:r>
   </w:p>
 </w:hdr>
 </file>
@@ -8536,7 +8553,10 @@
     <customSectPr/>
   </customSectProps>
   <customShpExts>
+    <customShpInfo spid="_x0000_s2049"/>
+    <customShpInfo spid="_x0000_s2050"/>
     <customShpInfo spid="_x0000_s1026" textRotate="1"/>
+    <customShpInfo spid="_x0000_s2051"/>
   </customShpExts>
 </s:customData>
 </file>

--- a/WebContent/docx/MET基因扩增报告.docx
+++ b/WebContent/docx/MET基因扩增报告.docx
@@ -19,8 +19,6 @@
           <w:lang w:eastAsia="zh-CN"/>
         </w:rPr>
       </w:pPr>
-      <w:bookmarkStart w:id="13" w:name="_GoBack"/>
-      <w:bookmarkEnd w:id="13"/>
     </w:p>
     <w:p>
       <w:pPr>
@@ -192,12 +190,6 @@
             <w:insideH w:val="single" w:color="auto" w:sz="4" w:space="0"/>
             <w:insideV w:val="single" w:color="auto" w:sz="4" w:space="0"/>
           </w:tblBorders>
-          <w:tblCellMar>
-            <w:top w:w="0" w:type="dxa"/>
-            <w:left w:w="108" w:type="dxa"/>
-            <w:bottom w:w="0" w:type="dxa"/>
-            <w:right w:w="108" w:type="dxa"/>
-          </w:tblCellMar>
         </w:tblPrEx>
         <w:trPr>
           <w:trHeight w:val="667" w:hRule="atLeast"/>
@@ -1915,13 +1907,13 @@
         </w:rPr>
       </w:pPr>
       <w:bookmarkStart w:id="0" w:name="_Toc24178_WPSOffice_Level1"/>
-      <w:bookmarkStart w:id="1" w:name="_Toc27500"/>
-      <w:bookmarkStart w:id="2" w:name="_Toc13806"/>
-      <w:bookmarkStart w:id="3" w:name="_Toc24397"/>
+      <w:bookmarkStart w:id="1" w:name="_Toc13806"/>
+      <w:bookmarkStart w:id="2" w:name="_Toc21009_WPSOffice_Level1"/>
+      <w:bookmarkStart w:id="3" w:name="_Toc27500"/>
       <w:bookmarkStart w:id="4" w:name="_Toc30143_WPSOffice_Level1"/>
-      <w:bookmarkStart w:id="5" w:name="_Toc21669"/>
-      <w:bookmarkStart w:id="6" w:name="_Toc32054"/>
-      <w:bookmarkStart w:id="7" w:name="_Toc21009_WPSOffice_Level1"/>
+      <w:bookmarkStart w:id="5" w:name="_Toc24397"/>
+      <w:bookmarkStart w:id="6" w:name="_Toc21669"/>
+      <w:bookmarkStart w:id="7" w:name="_Toc32054"/>
     </w:p>
     <w:p>
       <w:pPr>
@@ -3008,6 +3000,12 @@
             <w:insideH w:val="single" w:color="A4A4A4" w:sz="4" w:space="0"/>
             <w:insideV w:val="single" w:color="A4A4A4" w:sz="4" w:space="0"/>
           </w:tblBorders>
+          <w:tblCellMar>
+            <w:top w:w="0" w:type="dxa"/>
+            <w:left w:w="108" w:type="dxa"/>
+            <w:bottom w:w="0" w:type="dxa"/>
+            <w:right w:w="108" w:type="dxa"/>
+          </w:tblCellMar>
         </w:tblPrEx>
         <w:trPr>
           <w:trHeight w:val="632" w:hRule="atLeast"/>
@@ -3258,52 +3256,20 @@
               <w:rPr>
                 <w:rFonts w:hint="default" w:ascii="Times New Roman" w:hAnsi="Times New Roman" w:eastAsia="微软雅黑" w:cs="Times New Roman"/>
                 <w:b w:val="0"/>
-                <w:bCs/>
-                <w:sz w:val="21"/>
-                <w:szCs w:val="21"/>
-              </w:rPr>
-              <w:t>肿瘤细胞占比：</w:t>
-            </w:r>
-            <w:r>
-              <w:rPr>
-                <w:rFonts w:hint="eastAsia" w:ascii="Times New Roman" w:hAnsi="Times New Roman" w:eastAsia="微软雅黑" w:cs="Times New Roman"/>
-                <w:b w:val="0"/>
-                <w:bCs/>
-                <w:sz w:val="21"/>
-                <w:szCs w:val="21"/>
-              </w:rPr>
-              <w:t>{{</w:t>
-            </w:r>
-            <w:r>
-              <w:rPr>
+                <w:sz w:val="21"/>
+                <w:szCs w:val="21"/>
+              </w:rPr>
+              <w:t>对照信号：</w:t>
+            </w:r>
+            <w:r>
+              <w:rPr>
+                <w:rStyle w:val="42"/>
                 <w:rFonts w:hint="default" w:ascii="Times New Roman" w:hAnsi="Times New Roman" w:eastAsia="微软雅黑" w:cs="Times New Roman"/>
                 <w:b w:val="0"/>
-                <w:bCs/>
-                <w:sz w:val="21"/>
-                <w:szCs w:val="21"/>
-              </w:rPr>
-              <w:t xml:space="preserve"> </w:t>
-            </w:r>
-            <w:r>
-              <w:rPr>
-                <w:rFonts w:hint="eastAsia" w:ascii="Times New Roman" w:hAnsi="Times New Roman" w:eastAsia="微软雅黑" w:cs="Times New Roman"/>
-                <w:b w:val="0"/>
-                <w:bCs/>
-                <w:sz w:val="21"/>
-                <w:szCs w:val="21"/>
-                <w:lang w:val="en-US" w:eastAsia="zh-CN"/>
-              </w:rPr>
-              <w:t>met</w:t>
-            </w:r>
-            <w:r>
-              <w:rPr>
-                <w:rFonts w:hint="eastAsia" w:ascii="Times New Roman" w:hAnsi="Times New Roman" w:eastAsia="微软雅黑" w:cs="Times New Roman"/>
-                <w:b w:val="0"/>
-                <w:bCs/>
-                <w:sz w:val="21"/>
-                <w:szCs w:val="21"/>
-              </w:rPr>
-              <w:t>.Tumor_cel_content }}</w:t>
+                <w:sz w:val="21"/>
+                <w:szCs w:val="21"/>
+              </w:rPr>
+              <w:t>合格</w:t>
             </w:r>
           </w:p>
         </w:tc>
@@ -3384,98 +3350,6 @@
                 <w:b w:val="0"/>
                 <w:sz w:val="21"/>
                 <w:szCs w:val="21"/>
-              </w:rPr>
-              <w:t>对照信号：</w:t>
-            </w:r>
-            <w:r>
-              <w:rPr>
-                <w:rStyle w:val="42"/>
-                <w:rFonts w:hint="default" w:ascii="Times New Roman" w:hAnsi="Times New Roman" w:eastAsia="微软雅黑" w:cs="Times New Roman"/>
-                <w:b w:val="0"/>
-                <w:sz w:val="21"/>
-                <w:szCs w:val="21"/>
-              </w:rPr>
-              <w:t>合格</w:t>
-            </w:r>
-          </w:p>
-        </w:tc>
-      </w:tr>
-      <w:tr>
-        <w:tblPrEx>
-          <w:tblBorders>
-            <w:top w:val="single" w:color="0083C3" w:sz="24" w:space="0"/>
-            <w:left w:val="none" w:color="auto" w:sz="0" w:space="0"/>
-            <w:bottom w:val="single" w:color="A4A4A4" w:sz="4" w:space="0"/>
-            <w:right w:val="none" w:color="auto" w:sz="0" w:space="0"/>
-            <w:insideH w:val="single" w:color="A4A4A4" w:sz="4" w:space="0"/>
-            <w:insideV w:val="single" w:color="A4A4A4" w:sz="4" w:space="0"/>
-          </w:tblBorders>
-          <w:tblCellMar>
-            <w:top w:w="0" w:type="dxa"/>
-            <w:left w:w="108" w:type="dxa"/>
-            <w:bottom w:w="0" w:type="dxa"/>
-            <w:right w:w="108" w:type="dxa"/>
-          </w:tblCellMar>
-        </w:tblPrEx>
-        <w:trPr>
-          <w:trHeight w:val="567" w:hRule="atLeast"/>
-          <w:jc w:val="center"/>
-        </w:trPr>
-        <w:tc>
-          <w:tcPr>
-            <w:tcW w:w="3574" w:type="dxa"/>
-            <w:vMerge w:val="continue"/>
-            <w:tcBorders>
-              <w:tl2br w:val="nil"/>
-              <w:tr2bl w:val="nil"/>
-            </w:tcBorders>
-            <w:shd w:val="clear" w:color="auto" w:fill="auto"/>
-            <w:vAlign w:val="bottom"/>
-          </w:tcPr>
-          <w:p>
-            <w:pPr>
-              <w:pStyle w:val="27"/>
-              <w:ind w:firstLine="0" w:firstLineChars="0"/>
-              <w:jc w:val="both"/>
-              <w:rPr>
-                <w:rFonts w:hint="default" w:ascii="Times New Roman" w:hAnsi="Times New Roman" w:eastAsia="微软雅黑" w:cs="Times New Roman"/>
-                <w:bCs/>
-                <w:color w:val="000000"/>
-                <w:sz w:val="21"/>
-                <w:szCs w:val="21"/>
-                <w:lang w:eastAsia="zh-CN"/>
-              </w:rPr>
-            </w:pPr>
-          </w:p>
-        </w:tc>
-        <w:tc>
-          <w:tcPr>
-            <w:tcW w:w="6639" w:type="dxa"/>
-            <w:tcBorders>
-              <w:tl2br w:val="nil"/>
-              <w:tr2bl w:val="nil"/>
-            </w:tcBorders>
-            <w:shd w:val="clear" w:color="auto" w:fill="auto"/>
-            <w:vAlign w:val="bottom"/>
-          </w:tcPr>
-          <w:p>
-            <w:pPr>
-              <w:jc w:val="both"/>
-              <w:rPr>
-                <w:rFonts w:hint="default" w:ascii="Times New Roman" w:hAnsi="Times New Roman" w:eastAsia="微软雅黑" w:cs="Times New Roman"/>
-                <w:bCs/>
-                <w:color w:val="000000"/>
-                <w:sz w:val="21"/>
-                <w:szCs w:val="21"/>
-                <w:lang w:eastAsia="zh-CN"/>
-              </w:rPr>
-            </w:pPr>
-            <w:r>
-              <w:rPr>
-                <w:rFonts w:hint="default" w:ascii="Times New Roman" w:hAnsi="Times New Roman" w:eastAsia="微软雅黑" w:cs="Times New Roman"/>
-                <w:b w:val="0"/>
-                <w:sz w:val="21"/>
-                <w:szCs w:val="21"/>
                 <w:lang w:val="en-US" w:eastAsia="zh-CN"/>
               </w:rPr>
               <w:t>检测信号：</w:t>
@@ -3592,6 +3466,12 @@
             <w:insideH w:val="none" w:color="auto" w:sz="0" w:space="0"/>
             <w:insideV w:val="none" w:color="auto" w:sz="0" w:space="0"/>
           </w:tblBorders>
+          <w:tblCellMar>
+            <w:top w:w="0" w:type="dxa"/>
+            <w:left w:w="108" w:type="dxa"/>
+            <w:bottom w:w="0" w:type="dxa"/>
+            <w:right w:w="108" w:type="dxa"/>
+          </w:tblCellMar>
         </w:tblPrEx>
         <w:trPr>
           <w:trHeight w:val="542" w:hRule="atLeast"/>
@@ -4204,7 +4084,7 @@
                 <w:szCs w:val="21"/>
                 <w:lang w:val="en-US" w:eastAsia="zh-CN" w:bidi="ar-SA"/>
               </w:rPr>
-              <w:t>{{</w:t>
+              <w:t xml:space="preserve">{% if met.detection == </w:t>
             </w:r>
             <w:r>
               <w:rPr>
@@ -4217,7 +4097,7 @@
                 <w:szCs w:val="21"/>
                 <w:lang w:val="en-US" w:eastAsia="zh-CN" w:bidi="ar-SA"/>
               </w:rPr>
-              <w:t xml:space="preserve"> </w:t>
+              <w:t>‘</w:t>
             </w:r>
             <w:r>
               <w:rPr>
@@ -4230,8 +4110,88 @@
                 <w:szCs w:val="21"/>
                 <w:lang w:val="en-US" w:eastAsia="zh-CN" w:bidi="ar-SA"/>
               </w:rPr>
-              <w:t>met.detection }}</w:t>
-            </w:r>
+              <w:t>阳性</w:t>
+            </w:r>
+            <w:r>
+              <w:rPr>
+                <w:rFonts w:hint="default" w:ascii="Times New Roman" w:hAnsi="Times New Roman" w:eastAsia="微软雅黑" w:cs="Times New Roman"/>
+                <w:b w:val="0"/>
+                <w:bCs/>
+                <w:color w:val="auto"/>
+                <w:kern w:val="0"/>
+                <w:sz w:val="21"/>
+                <w:szCs w:val="21"/>
+                <w:lang w:val="en-US" w:eastAsia="zh-CN" w:bidi="ar-SA"/>
+              </w:rPr>
+              <w:t>’</w:t>
+            </w:r>
+            <w:r>
+              <w:rPr>
+                <w:rFonts w:hint="eastAsia" w:ascii="Times New Roman" w:hAnsi="Times New Roman" w:eastAsia="微软雅黑" w:cs="Times New Roman"/>
+                <w:b w:val="0"/>
+                <w:bCs/>
+                <w:color w:val="auto"/>
+                <w:kern w:val="0"/>
+                <w:sz w:val="21"/>
+                <w:szCs w:val="21"/>
+                <w:lang w:val="en-US" w:eastAsia="zh-CN" w:bidi="ar-SA"/>
+              </w:rPr>
+              <w:t>%}</w:t>
+            </w:r>
+            <w:r>
+              <w:rPr>
+                <w:rFonts w:hint="eastAsia" w:ascii="Times New Roman" w:hAnsi="Times New Roman" w:eastAsia="微软雅黑" w:cs="Times New Roman"/>
+                <w:b w:val="0"/>
+                <w:bCs/>
+                <w:color w:val="FF0000"/>
+                <w:kern w:val="0"/>
+                <w:sz w:val="21"/>
+                <w:szCs w:val="21"/>
+                <w:lang w:val="en-US" w:eastAsia="zh-CN" w:bidi="ar-SA"/>
+              </w:rPr>
+              <w:t>阳性</w:t>
+            </w:r>
+            <w:r>
+              <w:rPr>
+                <w:rFonts w:hint="eastAsia" w:ascii="Times New Roman" w:hAnsi="Times New Roman" w:eastAsia="微软雅黑" w:cs="Times New Roman"/>
+                <w:b w:val="0"/>
+                <w:bCs/>
+                <w:color w:val="auto"/>
+                <w:kern w:val="0"/>
+                <w:sz w:val="21"/>
+                <w:szCs w:val="21"/>
+                <w:lang w:val="en-US" w:eastAsia="zh-CN" w:bidi="ar-SA"/>
+              </w:rPr>
+              <w:t>{% else %}</w:t>
+            </w:r>
+            <w:r>
+              <w:rPr>
+                <w:rFonts w:hint="eastAsia" w:ascii="Times New Roman" w:hAnsi="Times New Roman" w:eastAsia="微软雅黑" w:cs="Times New Roman"/>
+                <w:b w:val="0"/>
+                <w:bCs/>
+                <w:color w:val="00B050"/>
+                <w:kern w:val="0"/>
+                <w:sz w:val="21"/>
+                <w:szCs w:val="21"/>
+                <w:lang w:val="en-US" w:eastAsia="zh-CN" w:bidi="ar-SA"/>
+              </w:rPr>
+              <w:t>阴性</w:t>
+            </w:r>
+            <w:r>
+              <w:rPr>
+                <w:rFonts w:hint="eastAsia" w:ascii="Times New Roman" w:hAnsi="Times New Roman" w:eastAsia="微软雅黑" w:cs="Times New Roman"/>
+                <w:b w:val="0"/>
+                <w:bCs/>
+                <w:color w:val="auto"/>
+                <w:kern w:val="0"/>
+                <w:sz w:val="21"/>
+                <w:szCs w:val="21"/>
+                <w:lang w:val="en-US" w:eastAsia="zh-CN" w:bidi="ar-SA"/>
+              </w:rPr>
+              <w:t>{% endif %}</w:t>
+            </w:r>
+            <w:bookmarkStart w:id="13" w:name="_GoBack"/>
+            <w:bookmarkEnd w:id="13"/>
           </w:p>
         </w:tc>
       </w:tr>
